--- a/00-首页/题组Word/习题书/第二篇-结构化学/第二篇-结构化学-99-综合题-学生版.docx
+++ b/00-首页/题组Word/习题书/第二篇-结构化学/第二篇-结构化学-99-综合题-学生版.docx
@@ -441,6 +441,31 @@
         </w:rPr>
         <w:t>。</w:t>
       </w:r>
+    </w:p>
+    <w:p>
+      <w:pPr>
+        <w:spacing w:before="0" w:after="0"/>
+      </w:pPr>
+    </w:p>
+    <w:p>
+      <w:pPr>
+        <w:spacing w:before="0" w:after="0"/>
+      </w:pPr>
+    </w:p>
+    <w:p>
+      <w:pPr>
+        <w:spacing w:before="0" w:after="0"/>
+      </w:pPr>
+    </w:p>
+    <w:p>
+      <w:pPr>
+        <w:spacing w:before="0" w:after="0"/>
+      </w:pPr>
+    </w:p>
+    <w:p>
+      <w:pPr>
+        <w:spacing w:before="0" w:after="0"/>
+      </w:pPr>
     </w:p>
     <w:p>
       <w:pPr>
@@ -1526,6 +1551,31 @@
     </w:p>
     <w:p>
       <w:pPr>
+        <w:spacing w:before="0" w:after="0"/>
+      </w:pPr>
+    </w:p>
+    <w:p>
+      <w:pPr>
+        <w:spacing w:before="0" w:after="0"/>
+      </w:pPr>
+    </w:p>
+    <w:p>
+      <w:pPr>
+        <w:spacing w:before="0" w:after="0"/>
+      </w:pPr>
+    </w:p>
+    <w:p>
+      <w:pPr>
+        <w:spacing w:before="0" w:after="0"/>
+      </w:pPr>
+    </w:p>
+    <w:p>
+      <w:pPr>
+        <w:spacing w:before="0" w:after="0"/>
+      </w:pPr>
+    </w:p>
+    <w:p>
+      <w:pPr>
         <w:spacing w:before="160" w:after="80"/>
       </w:pPr>
       <w:r>
@@ -2306,6 +2356,8 @@
     <w:p>
       <w:pPr>
         <w:pStyle w:val="BodyText"/>
+        <w:ind w:left="480" w:hanging="480"/>
+        <w:spacing w:after="0"/>
       </w:pPr>
       <w:r>
         <w:rPr>
@@ -2351,6 +2403,13 @@
         </w:rPr>
         <w:t xml:space="preserve"> </w:t>
       </w:r>
+    </w:p>
+    <w:p>
+      <w:pPr>
+        <w:pStyle w:val="BodyText"/>
+        <w:ind w:left="480" w:hanging="480"/>
+        <w:spacing w:before="0" w:after="0"/>
+      </w:pPr>
       <w:r>
         <w:rPr>
           <w:rFonts w:ascii="Times New Roman" w:hAnsi="Times New Roman" w:eastAsia="Times New Roman" w:cs="Times New Roman"/>
@@ -2385,7 +2444,20 @@
         <w:rPr>
           <w:rFonts w:ascii="Times New Roman" w:hAnsi="Times New Roman" w:eastAsia="Times New Roman" w:cs="Times New Roman"/>
         </w:rPr>
-        <w:t xml:space="preserve"> B. </w:t>
+        <w:t xml:space="preserve"> </w:t>
+      </w:r>
+    </w:p>
+    <w:p>
+      <w:pPr>
+        <w:pStyle w:val="BodyText"/>
+        <w:ind w:left="480" w:hanging="480"/>
+        <w:spacing w:before="0" w:after="0"/>
+      </w:pPr>
+      <w:r>
+        <w:rPr>
+          <w:rFonts w:ascii="Times New Roman" w:hAnsi="Times New Roman" w:eastAsia="Times New Roman" w:cs="Times New Roman"/>
+        </w:rPr>
+        <w:t xml:space="preserve">B. </w:t>
       </w:r>
       <w:r>
         <w:rPr>
@@ -2415,7 +2487,20 @@
         <w:rPr>
           <w:rFonts w:ascii="Times New Roman" w:hAnsi="Times New Roman" w:eastAsia="Times New Roman" w:cs="Times New Roman"/>
         </w:rPr>
-        <w:t xml:space="preserve"> C. </w:t>
+        <w:t xml:space="preserve"> </w:t>
+      </w:r>
+    </w:p>
+    <w:p>
+      <w:pPr>
+        <w:pStyle w:val="BodyText"/>
+        <w:ind w:left="480" w:hanging="480"/>
+        <w:spacing w:before="0" w:after="0"/>
+      </w:pPr>
+      <w:r>
+        <w:rPr>
+          <w:rFonts w:ascii="Times New Roman" w:hAnsi="Times New Roman" w:eastAsia="Times New Roman" w:cs="Times New Roman"/>
+        </w:rPr>
+        <w:t xml:space="preserve">C. </w:t>
       </w:r>
       <w:r>
         <w:rPr>
@@ -2445,7 +2530,20 @@
         <w:rPr>
           <w:rFonts w:ascii="Times New Roman" w:hAnsi="Times New Roman" w:eastAsia="Times New Roman" w:cs="Times New Roman"/>
         </w:rPr>
-        <w:t xml:space="preserve"> D. </w:t>
+        <w:t xml:space="preserve"> </w:t>
+      </w:r>
+    </w:p>
+    <w:p>
+      <w:pPr>
+        <w:pStyle w:val="BodyText"/>
+        <w:ind w:left="480" w:hanging="480"/>
+        <w:spacing w:before="0" w:after="180"/>
+      </w:pPr>
+      <w:r>
+        <w:rPr>
+          <w:rFonts w:ascii="Times New Roman" w:hAnsi="Times New Roman" w:eastAsia="Times New Roman" w:cs="Times New Roman"/>
+        </w:rPr>
+        <w:t xml:space="preserve">D. </w:t>
       </w:r>
       <w:r>
         <w:rPr>
@@ -3741,6 +3839,16 @@
     </w:p>
     <w:p>
       <w:pPr>
+        <w:spacing w:before="0" w:after="0"/>
+      </w:pPr>
+    </w:p>
+    <w:p>
+      <w:pPr>
+        <w:spacing w:before="0" w:after="0"/>
+      </w:pPr>
+    </w:p>
+    <w:p>
+      <w:pPr>
         <w:spacing w:before="160" w:after="80"/>
       </w:pPr>
       <w:r>
@@ -4206,6 +4314,46 @@
         </w:rPr>
         <w:t>。</w:t>
       </w:r>
+    </w:p>
+    <w:p>
+      <w:pPr>
+        <w:spacing w:before="0" w:after="0"/>
+      </w:pPr>
+    </w:p>
+    <w:p>
+      <w:pPr>
+        <w:spacing w:before="0" w:after="0"/>
+      </w:pPr>
+    </w:p>
+    <w:p>
+      <w:pPr>
+        <w:spacing w:before="0" w:after="0"/>
+      </w:pPr>
+    </w:p>
+    <w:p>
+      <w:pPr>
+        <w:spacing w:before="0" w:after="0"/>
+      </w:pPr>
+    </w:p>
+    <w:p>
+      <w:pPr>
+        <w:spacing w:before="0" w:after="0"/>
+      </w:pPr>
+    </w:p>
+    <w:p>
+      <w:pPr>
+        <w:spacing w:before="0" w:after="0"/>
+      </w:pPr>
+    </w:p>
+    <w:p>
+      <w:pPr>
+        <w:spacing w:before="0" w:after="0"/>
+      </w:pPr>
+    </w:p>
+    <w:p>
+      <w:pPr>
+        <w:spacing w:before="0" w:after="0"/>
+      </w:pPr>
     </w:p>
     <w:p>
       <w:pPr>
@@ -5127,6 +5275,31 @@
     </w:p>
     <w:p>
       <w:pPr>
+        <w:spacing w:before="0" w:after="0"/>
+      </w:pPr>
+    </w:p>
+    <w:p>
+      <w:pPr>
+        <w:spacing w:before="0" w:after="0"/>
+      </w:pPr>
+    </w:p>
+    <w:p>
+      <w:pPr>
+        <w:spacing w:before="0" w:after="0"/>
+      </w:pPr>
+    </w:p>
+    <w:p>
+      <w:pPr>
+        <w:spacing w:before="0" w:after="0"/>
+      </w:pPr>
+    </w:p>
+    <w:p>
+      <w:pPr>
+        <w:spacing w:before="0" w:after="0"/>
+      </w:pPr>
+    </w:p>
+    <w:p>
+      <w:pPr>
         <w:spacing w:before="160" w:after="80"/>
       </w:pPr>
       <w:r>
@@ -5751,6 +5924,46 @@
     </w:p>
     <w:p>
       <w:pPr>
+        <w:spacing w:before="0" w:after="0"/>
+      </w:pPr>
+    </w:p>
+    <w:p>
+      <w:pPr>
+        <w:spacing w:before="0" w:after="0"/>
+      </w:pPr>
+    </w:p>
+    <w:p>
+      <w:pPr>
+        <w:spacing w:before="0" w:after="0"/>
+      </w:pPr>
+    </w:p>
+    <w:p>
+      <w:pPr>
+        <w:spacing w:before="0" w:after="0"/>
+      </w:pPr>
+    </w:p>
+    <w:p>
+      <w:pPr>
+        <w:spacing w:before="0" w:after="0"/>
+      </w:pPr>
+    </w:p>
+    <w:p>
+      <w:pPr>
+        <w:spacing w:before="0" w:after="0"/>
+      </w:pPr>
+    </w:p>
+    <w:p>
+      <w:pPr>
+        <w:spacing w:before="0" w:after="0"/>
+      </w:pPr>
+    </w:p>
+    <w:p>
+      <w:pPr>
+        <w:spacing w:before="0" w:after="0"/>
+      </w:pPr>
+    </w:p>
+    <w:p>
+      <w:pPr>
         <w:spacing w:before="160" w:after="80"/>
       </w:pPr>
       <w:r>
@@ -6400,6 +6613,46 @@
     </w:p>
     <w:p>
       <w:pPr>
+        <w:spacing w:before="0" w:after="0"/>
+      </w:pPr>
+    </w:p>
+    <w:p>
+      <w:pPr>
+        <w:spacing w:before="0" w:after="0"/>
+      </w:pPr>
+    </w:p>
+    <w:p>
+      <w:pPr>
+        <w:spacing w:before="0" w:after="0"/>
+      </w:pPr>
+    </w:p>
+    <w:p>
+      <w:pPr>
+        <w:spacing w:before="0" w:after="0"/>
+      </w:pPr>
+    </w:p>
+    <w:p>
+      <w:pPr>
+        <w:spacing w:before="0" w:after="0"/>
+      </w:pPr>
+    </w:p>
+    <w:p>
+      <w:pPr>
+        <w:spacing w:before="0" w:after="0"/>
+      </w:pPr>
+    </w:p>
+    <w:p>
+      <w:pPr>
+        <w:spacing w:before="0" w:after="0"/>
+      </w:pPr>
+    </w:p>
+    <w:p>
+      <w:pPr>
+        <w:spacing w:before="0" w:after="0"/>
+      </w:pPr>
+    </w:p>
+    <w:p>
+      <w:pPr>
         <w:spacing w:before="160" w:after="80"/>
       </w:pPr>
       <w:r>
@@ -7274,6 +7527,46 @@
     </w:p>
     <w:p>
       <w:pPr>
+        <w:spacing w:before="0" w:after="0"/>
+      </w:pPr>
+    </w:p>
+    <w:p>
+      <w:pPr>
+        <w:spacing w:before="0" w:after="0"/>
+      </w:pPr>
+    </w:p>
+    <w:p>
+      <w:pPr>
+        <w:spacing w:before="0" w:after="0"/>
+      </w:pPr>
+    </w:p>
+    <w:p>
+      <w:pPr>
+        <w:spacing w:before="0" w:after="0"/>
+      </w:pPr>
+    </w:p>
+    <w:p>
+      <w:pPr>
+        <w:spacing w:before="0" w:after="0"/>
+      </w:pPr>
+    </w:p>
+    <w:p>
+      <w:pPr>
+        <w:spacing w:before="0" w:after="0"/>
+      </w:pPr>
+    </w:p>
+    <w:p>
+      <w:pPr>
+        <w:spacing w:before="0" w:after="0"/>
+      </w:pPr>
+    </w:p>
+    <w:p>
+      <w:pPr>
+        <w:spacing w:before="0" w:after="0"/>
+      </w:pPr>
+    </w:p>
+    <w:p>
+      <w:pPr>
         <w:spacing w:before="160" w:after="80"/>
       </w:pPr>
       <w:r>
@@ -7503,7 +7796,7 @@
         </w:rPr>
         <w:drawing>
           <wp:inline>
-            <wp:extent cx="3600000" cy="1066666"/>
+            <wp:extent cx="3599998" cy="1066666"/>
             <wp:effectExtent b="0" l="0" r="0" t="0"/>
             <wp:docPr descr="" title="" id="19" name="Picture"/>
             <a:graphic>
@@ -7524,7 +7817,7 @@
                   <pic:spPr bwMode="auto">
                     <a:xfrm>
                       <a:off x="0" y="0"/>
-                      <a:ext cx="3600000" cy="1066666"/>
+                      <a:ext cx="3599998" cy="1066666"/>
                     </a:xfrm>
                     <a:prstGeom prst="rect">
                       <a:avLst/>
@@ -7977,287 +8270,13 @@
     </w:p>
     <w:p>
       <w:pPr>
-        <w:pStyle w:val="BlockText"/>
-      </w:pPr>
-      <w:r>
-        <w:rPr>
-          <w:rFonts w:hint="eastAsia" w:ascii="Times New Roman" w:hAnsi="Times New Roman" w:eastAsia="FangSong" w:cs="Times New Roman"/>
-          <w:b/>
-          <w:bCs/>
-        </w:rPr>
-        <w:t xml:space="preserve">校勘注</w:t>
-      </w:r>
-      <w:r>
-        <w:rPr>
-          <w:rFonts w:hint="eastAsia" w:ascii="Times New Roman" w:hAnsi="Times New Roman" w:eastAsia="Times New Roman" w:cs="Times New Roman"/>
-        </w:rPr>
-        <w:t>：</w:t>
-      </w:r>
-      <w:r>
-        <w:rPr>
-          <w:rFonts w:hint="eastAsia" w:ascii="Times New Roman" w:hAnsi="Times New Roman" w:eastAsia="FangSong" w:cs="Times New Roman"/>
-        </w:rPr>
-        <w:t>题面原书</w:t>
-      </w:r>
-      <w:r>
-        <w:rPr>
-          <w:rFonts w:ascii="Times New Roman" w:hAnsi="Times New Roman" w:eastAsia="Times New Roman" w:cs="Times New Roman"/>
-        </w:rPr>
-        <w:t xml:space="preserve"> </w:t>
-      </w:r>
-      <w:r>
-        <w:rPr>
-          <w:rFonts w:hint="eastAsia" w:ascii="Times New Roman" w:hAnsi="Times New Roman" w:eastAsia="Times New Roman" w:cs="Times New Roman"/>
-        </w:rPr>
-        <w:t>OCR「</w:t>
-      </w:r>
-      <w:r>
-        <w:rPr>
-          <w:rFonts w:hint="eastAsia" w:ascii="Times New Roman" w:hAnsi="Times New Roman" w:eastAsia="FangSong" w:cs="Times New Roman"/>
-        </w:rPr>
-        <w:t>生成氢气和硼烷</w:t>
-      </w:r>
-      <w:r>
-        <w:rPr>
-          <w:rFonts w:hint="eastAsia" w:ascii="Times New Roman" w:hAnsi="Times New Roman" w:eastAsia="Times New Roman" w:cs="Times New Roman"/>
-        </w:rPr>
-        <w:t>」→「</w:t>
-      </w:r>
-      <w:r>
-        <w:rPr>
-          <w:rFonts w:hint="eastAsia" w:ascii="Times New Roman" w:hAnsi="Times New Roman" w:eastAsia="FangSong" w:cs="Times New Roman"/>
-        </w:rPr>
-        <w:t>生成氢气和硼酸</w:t>
-      </w:r>
-      <w:r>
-        <w:rPr>
-          <w:rFonts w:hint="eastAsia" w:ascii="Times New Roman" w:hAnsi="Times New Roman" w:eastAsia="Times New Roman" w:cs="Times New Roman"/>
-        </w:rPr>
-        <w:t>」——</w:t>
-      </w:r>
-      <w:r>
-        <w:rPr>
-          <w:rFonts w:hint="eastAsia" w:ascii="Times New Roman" w:hAnsi="Times New Roman" w:eastAsia="FangSong" w:cs="Times New Roman"/>
-        </w:rPr>
-        <w:t>硼烷水解</w:t>
-      </w:r>
-      <w:r>
-        <w:rPr>
-          <w:rFonts w:ascii="Times New Roman" w:hAnsi="Times New Roman" w:eastAsia="Times New Roman" w:cs="Times New Roman"/>
-        </w:rPr>
-        <w:t xml:space="preserve"> </w:t>
-      </w:r>
-      <w:r>
-        <w:rPr>
-          <w:rFonts w:hint="eastAsia" w:ascii="Times New Roman" w:hAnsi="Times New Roman" w:eastAsia="Times New Roman" w:cs="Times New Roman"/>
-        </w:rPr>
-        <w:t>H（−1）→H</w:t>
-      </w:r>
-      <w:r>
-        <w:rPr>
-          <w:rFonts w:hint="eastAsia" w:ascii="Times New Roman" w:hAnsi="Times New Roman" w:eastAsia="Times New Roman" w:cs="Times New Roman"/>
-          <w:vertAlign w:val="subscript"/>
-        </w:rPr>
-        <w:t>2</w:t>
-      </w:r>
-      <w:r>
-        <w:rPr>
-          <w:rFonts w:hint="eastAsia" w:ascii="Times New Roman" w:hAnsi="Times New Roman" w:eastAsia="Times New Roman" w:cs="Times New Roman"/>
-        </w:rPr>
-        <w:t>、B→+3</w:t>
-      </w:r>
-      <w:r>
-        <w:rPr>
-          <w:rFonts w:ascii="Times New Roman" w:hAnsi="Times New Roman" w:eastAsia="Times New Roman" w:cs="Times New Roman"/>
-        </w:rPr>
-        <w:t xml:space="preserve"> </w:t>
-      </w:r>
-      <w:r>
-        <w:rPr>
-          <w:rFonts w:hint="eastAsia" w:ascii="Times New Roman" w:hAnsi="Times New Roman" w:eastAsia="FangSong" w:cs="Times New Roman"/>
-        </w:rPr>
-        <w:t>价硼酸方自洽</w:t>
-      </w:r>
-      <w:r>
-        <w:rPr>
-          <w:rFonts w:hint="eastAsia" w:ascii="Times New Roman" w:hAnsi="Times New Roman" w:eastAsia="Times New Roman" w:cs="Times New Roman"/>
-        </w:rPr>
-        <w:t>，</w:t>
-      </w:r>
-      <w:r>
-        <w:rPr>
-          <w:rFonts w:hint="eastAsia" w:ascii="Times New Roman" w:hAnsi="Times New Roman" w:eastAsia="FangSong" w:cs="Times New Roman"/>
-        </w:rPr>
-        <w:t>且与答案</w:t>
-      </w:r>
-      <w:r>
-        <w:rPr>
-          <w:rFonts w:hint="eastAsia" w:ascii="Times New Roman" w:hAnsi="Times New Roman" w:eastAsia="Times New Roman" w:cs="Times New Roman"/>
-        </w:rPr>
-        <w:t>”</w:t>
-      </w:r>
-      <w:r>
-        <w:rPr>
-          <w:rFonts w:hint="eastAsia" w:ascii="Times New Roman" w:hAnsi="Times New Roman" w:eastAsia="FangSong" w:cs="Times New Roman"/>
-        </w:rPr>
-        <w:t>与水反应是氧化还原反应</w:t>
-      </w:r>
-      <w:r>
-        <w:rPr>
-          <w:rFonts w:hint="eastAsia" w:ascii="Times New Roman" w:hAnsi="Times New Roman" w:eastAsia="Times New Roman" w:cs="Times New Roman"/>
-        </w:rPr>
-        <w:t>”</w:t>
-      </w:r>
-      <w:r>
-        <w:rPr>
-          <w:rFonts w:hint="eastAsia" w:ascii="Times New Roman" w:hAnsi="Times New Roman" w:eastAsia="FangSong" w:cs="Times New Roman"/>
-        </w:rPr>
-        <w:t>互证</w:t>
-      </w:r>
-      <w:r>
-        <w:rPr>
-          <w:rFonts w:hint="eastAsia" w:ascii="Times New Roman" w:hAnsi="Times New Roman" w:eastAsia="Times New Roman" w:cs="Times New Roman"/>
-        </w:rPr>
-        <w:t>；</w:t>
-      </w:r>
-      <w:r>
-        <w:rPr>
-          <w:rFonts w:hint="eastAsia" w:ascii="Times New Roman" w:hAnsi="Times New Roman" w:eastAsia="FangSong" w:cs="Times New Roman"/>
-        </w:rPr>
-        <w:t>原图注明</w:t>
-      </w:r>
-      <w:r>
-        <w:rPr>
-          <w:rFonts w:ascii="Times New Roman" w:hAnsi="Times New Roman" w:eastAsia="Times New Roman" w:cs="Times New Roman"/>
-        </w:rPr>
-        <w:t xml:space="preserve"> B</w:t>
-      </w:r>
-      <w:r>
-        <w:rPr>
-          <w:rFonts w:ascii="Times New Roman" w:hAnsi="Times New Roman" w:eastAsia="Times New Roman" w:cs="Times New Roman"/>
-          <w:vertAlign w:val="subscript"/>
-        </w:rPr>
-        <w:t>5</w:t>
-      </w:r>
-      <w:r>
-        <w:rPr>
-          <w:rFonts w:ascii="Times New Roman" w:hAnsi="Times New Roman" w:eastAsia="Times New Roman" w:cs="Times New Roman"/>
-        </w:rPr>
-        <w:t>H</w:t>
-      </w:r>
-      <w:r>
-        <w:rPr>
-          <w:rFonts w:ascii="Times New Roman" w:hAnsi="Times New Roman" w:eastAsia="Times New Roman" w:cs="Times New Roman"/>
-          <w:vertAlign w:val="subscript"/>
-        </w:rPr>
-        <w:t>9</w:t>
-      </w:r>
-      <w:r>
-        <w:rPr>
-          <w:rFonts w:ascii="Times New Roman" w:hAnsi="Times New Roman" w:eastAsia="Times New Roman" w:cs="Times New Roman"/>
-        </w:rPr>
-        <w:t xml:space="preserve"> </w:t>
-      </w:r>
-      <w:r>
-        <w:rPr>
-          <w:rFonts w:hint="eastAsia" w:ascii="Times New Roman" w:hAnsi="Times New Roman" w:eastAsia="FangSong" w:cs="Times New Roman"/>
-        </w:rPr>
-        <w:t>五硼烷</w:t>
-      </w:r>
-      <w:r>
-        <w:rPr>
-          <w:rFonts w:hint="eastAsia" w:ascii="Times New Roman" w:hAnsi="Times New Roman" w:eastAsia="Times New Roman" w:cs="Times New Roman"/>
-        </w:rPr>
-        <w:t>、B</w:t>
-      </w:r>
-      <w:r>
-        <w:rPr>
-          <w:rFonts w:hint="eastAsia" w:ascii="Times New Roman" w:hAnsi="Times New Roman" w:eastAsia="Times New Roman" w:cs="Times New Roman"/>
-          <w:vertAlign w:val="subscript"/>
-        </w:rPr>
-        <w:t>6</w:t>
-      </w:r>
-      <w:r>
-        <w:rPr>
-          <w:rFonts w:hint="eastAsia" w:ascii="Times New Roman" w:hAnsi="Times New Roman" w:eastAsia="Times New Roman" w:cs="Times New Roman"/>
-        </w:rPr>
-        <w:t>H</w:t>
-      </w:r>
-      <w:r>
-        <w:rPr>
-          <w:rFonts w:hint="eastAsia" w:ascii="Times New Roman" w:hAnsi="Times New Roman" w:eastAsia="Times New Roman" w:cs="Times New Roman"/>
-          <w:vertAlign w:val="subscript"/>
-        </w:rPr>
-        <w:t>10</w:t>
-      </w:r>
-      <w:r>
-        <w:rPr>
-          <w:rFonts w:ascii="Times New Roman" w:hAnsi="Times New Roman" w:eastAsia="Times New Roman" w:cs="Times New Roman"/>
-        </w:rPr>
-        <w:t xml:space="preserve"> </w:t>
-      </w:r>
-      <w:r>
-        <w:rPr>
-          <w:rFonts w:hint="eastAsia" w:ascii="Times New Roman" w:hAnsi="Times New Roman" w:eastAsia="FangSong" w:cs="Times New Roman"/>
-        </w:rPr>
-        <w:t>六硼烷</w:t>
-      </w:r>
-      <w:r>
-        <w:rPr>
-          <w:rFonts w:hint="eastAsia" w:ascii="Times New Roman" w:hAnsi="Times New Roman" w:eastAsia="Times New Roman" w:cs="Times New Roman"/>
-        </w:rPr>
-        <w:t>、B</w:t>
-      </w:r>
-      <w:r>
-        <w:rPr>
-          <w:rFonts w:hint="eastAsia" w:ascii="Times New Roman" w:hAnsi="Times New Roman" w:eastAsia="Times New Roman" w:cs="Times New Roman"/>
-          <w:vertAlign w:val="subscript"/>
-        </w:rPr>
-        <w:t>10</w:t>
-      </w:r>
-      <w:r>
-        <w:rPr>
-          <w:rFonts w:hint="eastAsia" w:ascii="Times New Roman" w:hAnsi="Times New Roman" w:eastAsia="Times New Roman" w:cs="Times New Roman"/>
-        </w:rPr>
-        <w:t>H</w:t>
-      </w:r>
-      <w:r>
-        <w:rPr>
-          <w:rFonts w:hint="eastAsia" w:ascii="Times New Roman" w:hAnsi="Times New Roman" w:eastAsia="Times New Roman" w:cs="Times New Roman"/>
-          <w:vertAlign w:val="subscript"/>
-        </w:rPr>
-        <w:t>14</w:t>
-      </w:r>
-      <w:r>
-        <w:rPr>
-          <w:rFonts w:ascii="Times New Roman" w:hAnsi="Times New Roman" w:eastAsia="Times New Roman" w:cs="Times New Roman"/>
-        </w:rPr>
-        <w:t xml:space="preserve"> </w:t>
-      </w:r>
-      <w:r>
-        <w:rPr>
-          <w:rFonts w:hint="eastAsia" w:ascii="Times New Roman" w:hAnsi="Times New Roman" w:eastAsia="FangSong" w:cs="Times New Roman"/>
-        </w:rPr>
-        <w:t>十硼烷</w:t>
-      </w:r>
-      <w:r>
-        <w:rPr>
-          <w:rFonts w:hint="eastAsia" w:ascii="Times New Roman" w:hAnsi="Times New Roman" w:eastAsia="Times New Roman" w:cs="Times New Roman"/>
-        </w:rPr>
-        <w:t>（</w:t>
-      </w:r>
-      <w:r>
-        <w:rPr>
-          <w:rFonts w:hint="eastAsia" w:ascii="Times New Roman" w:hAnsi="Times New Roman" w:eastAsia="FangSong" w:cs="Times New Roman"/>
-        </w:rPr>
-        <w:t>视觉核验</w:t>
-      </w:r>
-      <w:r>
-        <w:rPr>
-          <w:rFonts w:hint="eastAsia" w:ascii="Times New Roman" w:hAnsi="Times New Roman" w:eastAsia="Times New Roman" w:cs="Times New Roman"/>
-        </w:rPr>
-        <w:t>）。</w:t>
-      </w:r>
+        <w:spacing w:before="0" w:after="0"/>
+      </w:pPr>
+    </w:p>
+    <w:p>
+      <w:pPr>
+        <w:spacing w:before="0" w:after="0"/>
+      </w:pPr>
     </w:p>
     <w:p>
       <w:pPr>
@@ -8517,6 +8536,8 @@
     <w:p>
       <w:pPr>
         <w:pStyle w:val="BodyText"/>
+        <w:ind w:left="480" w:hanging="480"/>
+        <w:spacing w:after="0"/>
       </w:pPr>
       <w:r>
         <w:rPr>
@@ -8579,7 +8600,20 @@
         <w:rPr>
           <w:rFonts w:ascii="Times New Roman" w:hAnsi="Times New Roman" w:eastAsia="Times New Roman" w:cs="Times New Roman"/>
         </w:rPr>
-        <w:t xml:space="preserve">　B.</w:t>
+        <w:t xml:space="preserve">　</w:t>
+      </w:r>
+    </w:p>
+    <w:p>
+      <w:pPr>
+        <w:pStyle w:val="BodyText"/>
+        <w:ind w:left="480" w:hanging="480"/>
+        <w:spacing w:before="0" w:after="0"/>
+      </w:pPr>
+      <w:r>
+        <w:rPr>
+          <w:rFonts w:ascii="Times New Roman" w:hAnsi="Times New Roman" w:eastAsia="Times New Roman" w:cs="Times New Roman"/>
+        </w:rPr>
+        <w:t xml:space="preserve">B.</w:t>
       </w:r>
       <w:r>
         <w:rPr>
@@ -8636,7 +8670,20 @@
         <w:rPr>
           <w:rFonts w:ascii="Times New Roman" w:hAnsi="Times New Roman" w:eastAsia="Times New Roman" w:cs="Times New Roman"/>
         </w:rPr>
-        <w:t xml:space="preserve">　C.</w:t>
+        <w:t xml:space="preserve">　</w:t>
+      </w:r>
+    </w:p>
+    <w:p>
+      <w:pPr>
+        <w:pStyle w:val="BodyText"/>
+        <w:ind w:left="480" w:hanging="480"/>
+        <w:spacing w:before="0" w:after="0"/>
+      </w:pPr>
+      <w:r>
+        <w:rPr>
+          <w:rFonts w:ascii="Times New Roman" w:hAnsi="Times New Roman" w:eastAsia="Times New Roman" w:cs="Times New Roman"/>
+        </w:rPr>
+        <w:t xml:space="preserve">C.</w:t>
       </w:r>
       <w:r>
         <w:rPr>
@@ -8693,7 +8740,20 @@
         <w:rPr>
           <w:rFonts w:ascii="Times New Roman" w:hAnsi="Times New Roman" w:eastAsia="Times New Roman" w:cs="Times New Roman"/>
         </w:rPr>
-        <w:t xml:space="preserve">　D.</w:t>
+        <w:t xml:space="preserve">　</w:t>
+      </w:r>
+    </w:p>
+    <w:p>
+      <w:pPr>
+        <w:pStyle w:val="BodyText"/>
+        <w:ind w:left="480" w:hanging="480"/>
+        <w:spacing w:before="0" w:after="180"/>
+      </w:pPr>
+      <w:r>
+        <w:rPr>
+          <w:rFonts w:ascii="Times New Roman" w:hAnsi="Times New Roman" w:eastAsia="Times New Roman" w:cs="Times New Roman"/>
+        </w:rPr>
+        <w:t xml:space="preserve">D.</w:t>
       </w:r>
       <w:r>
         <w:rPr>
@@ -8749,219 +8809,71 @@
     </w:p>
     <w:p>
       <w:pPr>
-        <w:pStyle w:val="BlockText"/>
-      </w:pPr>
-      <w:r>
-        <w:rPr>
-          <w:rFonts w:hint="eastAsia" w:ascii="Times New Roman" w:hAnsi="Times New Roman" w:eastAsia="FangSong" w:cs="Times New Roman"/>
-          <w:b/>
-          <w:bCs/>
-        </w:rPr>
-        <w:t xml:space="preserve">校勘注</w:t>
-      </w:r>
-      <w:r>
-        <w:rPr>
-          <w:rFonts w:hint="eastAsia" w:ascii="Times New Roman" w:hAnsi="Times New Roman" w:eastAsia="Times New Roman" w:cs="Times New Roman"/>
-        </w:rPr>
-        <w:t>：</w:t>
-      </w:r>
-      <w:r>
-        <w:rPr>
-          <w:rFonts w:hint="eastAsia" w:ascii="Times New Roman" w:hAnsi="Times New Roman" w:eastAsia="FangSong" w:cs="Times New Roman"/>
-        </w:rPr>
-        <w:t>题面原书</w:t>
-      </w:r>
-      <w:r>
-        <w:rPr>
-          <w:rFonts w:ascii="Times New Roman" w:hAnsi="Times New Roman" w:eastAsia="Times New Roman" w:cs="Times New Roman"/>
-        </w:rPr>
-        <w:t xml:space="preserve"> OCR「</w:t>
-      </w:r>
-      <m:oMath>
-        <m:r>
-          <m:t>I</m:t>
-        </m:r>
-        <m:sSubSup>
-          <m:e>
-            <m:r>
-              <m:t>O</m:t>
-            </m:r>
-          </m:e>
-          <m:sub>
-            <m:r>
-              <m:t>6</m:t>
-            </m:r>
-          </m:sub>
-          <m:sup>
-            <m:r>
-              <m:t>2</m:t>
-            </m:r>
-            <m:r>
-              <m:rPr>
-                <m:sty m:val="p"/>
-              </m:rPr>
-              <m:t>−</m:t>
-            </m:r>
-          </m:sup>
-        </m:sSubSup>
-      </m:oMath>
-      <w:r>
-        <w:rPr>
-          <w:rFonts w:ascii="Times New Roman" w:hAnsi="Times New Roman" w:eastAsia="Times New Roman" w:cs="Times New Roman"/>
-        </w:rPr>
-        <w:t xml:space="preserve">」→「</w:t>
-      </w:r>
-      <m:oMath>
-        <m:r>
-          <m:t>I</m:t>
-        </m:r>
-        <m:sSubSup>
-          <m:e>
-            <m:r>
-              <m:t>O</m:t>
-            </m:r>
-          </m:e>
-          <m:sub>
-            <m:r>
-              <m:t>6</m:t>
-            </m:r>
-          </m:sub>
-          <m:sup>
-            <m:r>
-              <m:t>5</m:t>
-            </m:r>
-            <m:r>
-              <m:rPr>
-                <m:sty m:val="p"/>
-              </m:rPr>
-              <m:t>−</m:t>
-            </m:r>
-          </m:sup>
-        </m:sSubSup>
-      </m:oMath>
-      <w:r>
-        <w:rPr>
-          <w:rFonts w:ascii="Times New Roman" w:hAnsi="Times New Roman" w:eastAsia="Times New Roman" w:cs="Times New Roman"/>
-        </w:rPr>
-        <w:t xml:space="preserve">」——I(+7)+6×O(−2)=−5 </w:t>
-      </w:r>
-      <w:r>
-        <w:rPr>
-          <w:rFonts w:hint="eastAsia" w:ascii="Times New Roman" w:hAnsi="Times New Roman" w:eastAsia="FangSong" w:cs="Times New Roman"/>
-        </w:rPr>
-        <w:t>方为电中性合理价态</w:t>
-      </w:r>
-      <w:r>
-        <w:rPr>
-          <w:rFonts w:hint="eastAsia" w:ascii="Times New Roman" w:hAnsi="Times New Roman" w:eastAsia="Times New Roman" w:cs="Times New Roman"/>
-        </w:rPr>
-        <w:t>；</w:t>
-      </w:r>
-      <w:r>
-        <w:rPr>
-          <w:rFonts w:hint="eastAsia" w:ascii="Times New Roman" w:hAnsi="Times New Roman" w:eastAsia="FangSong" w:cs="Times New Roman"/>
-        </w:rPr>
-        <w:t>且仅由</w:t>
-      </w:r>
-      <w:r>
-        <w:rPr>
-          <w:rFonts w:ascii="Times New Roman" w:hAnsi="Times New Roman" w:eastAsia="Times New Roman" w:cs="Times New Roman"/>
-        </w:rPr>
-        <w:t xml:space="preserve"> 2 </w:t>
-      </w:r>
-      <w:r>
-        <w:rPr>
-          <w:rFonts w:hint="eastAsia" w:ascii="Times New Roman" w:hAnsi="Times New Roman" w:eastAsia="FangSong" w:cs="Times New Roman"/>
-        </w:rPr>
-        <w:t xml:space="preserve">个</w:t>
-      </w:r>
-      <w:r>
-        <w:rPr>
-          <w:rFonts w:ascii="Times New Roman" w:hAnsi="Times New Roman" w:eastAsia="Times New Roman" w:cs="Times New Roman"/>
-        </w:rPr>
-        <w:t xml:space="preserve"> </w:t>
-      </w:r>
-      <m:oMath>
-        <m:r>
-          <m:t>I</m:t>
-        </m:r>
-        <m:sSubSup>
-          <m:e>
-            <m:r>
-              <m:t>O</m:t>
-            </m:r>
-          </m:e>
-          <m:sub>
-            <m:r>
-              <m:t>6</m:t>
-            </m:r>
-          </m:sub>
-          <m:sup>
-            <m:r>
-              <m:t>5</m:t>
-            </m:r>
-            <m:r>
-              <m:rPr>
-                <m:sty m:val="p"/>
-              </m:rPr>
-              <m:t>−</m:t>
-            </m:r>
-          </m:sup>
-        </m:sSubSup>
-      </m:oMath>
-      <w:r>
-        <w:rPr>
-          <w:rFonts w:ascii="Times New Roman" w:hAnsi="Times New Roman" w:eastAsia="Times New Roman" w:cs="Times New Roman"/>
-        </w:rPr>
-        <w:t xml:space="preserve"> </w:t>
-      </w:r>
-      <w:r>
-        <w:rPr>
-          <w:rFonts w:hint="eastAsia" w:ascii="Times New Roman" w:hAnsi="Times New Roman" w:eastAsia="FangSong" w:cs="Times New Roman"/>
-        </w:rPr>
-        <w:t>共用一面</w:t>
-      </w:r>
-      <w:r>
-        <w:rPr>
-          <w:rFonts w:hint="eastAsia" w:ascii="Times New Roman" w:hAnsi="Times New Roman" w:eastAsia="Times New Roman" w:cs="Times New Roman"/>
-        </w:rPr>
-        <w:t>（</w:t>
-      </w:r>
-      <w:r>
-        <w:rPr>
-          <w:rFonts w:hint="eastAsia" w:ascii="Times New Roman" w:hAnsi="Times New Roman" w:eastAsia="FangSong" w:cs="Times New Roman"/>
-        </w:rPr>
-        <w:t>去</w:t>
-      </w:r>
-      <w:r>
-        <w:rPr>
-          <w:rFonts w:ascii="Times New Roman" w:hAnsi="Times New Roman" w:eastAsia="Times New Roman" w:cs="Times New Roman"/>
-        </w:rPr>
-        <w:t xml:space="preserve"> 3 </w:t>
-      </w:r>
-      <w:r>
-        <w:rPr>
-          <w:rFonts w:hint="eastAsia" w:ascii="Times New Roman" w:hAnsi="Times New Roman" w:eastAsia="FangSong" w:cs="Times New Roman"/>
-        </w:rPr>
-        <w:t xml:space="preserve">个</w:t>
-      </w:r>
-      <w:r>
-        <w:rPr>
-          <w:rFonts w:ascii="Times New Roman" w:hAnsi="Times New Roman" w:eastAsia="Times New Roman" w:cs="Times New Roman"/>
-        </w:rPr>
-        <w:t xml:space="preserve"> </w:t>
-      </w:r>
-      <w:r>
-        <w:rPr>
-          <w:rFonts w:hint="eastAsia" w:ascii="Times New Roman" w:hAnsi="Times New Roman" w:eastAsia="Times New Roman" w:cs="Times New Roman"/>
-        </w:rPr>
-        <w:t>O）</w:t>
-      </w:r>
-      <w:r>
-        <w:rPr>
-          <w:rFonts w:hint="eastAsia" w:ascii="Times New Roman" w:hAnsi="Times New Roman" w:eastAsia="FangSong" w:cs="Times New Roman"/>
-        </w:rPr>
-        <w:t>才能得</w:t>
+        <w:spacing w:before="0" w:after="0"/>
+      </w:pPr>
+    </w:p>
+    <w:p>
+      <w:pPr>
+        <w:spacing w:before="0" w:after="0"/>
+      </w:pPr>
+    </w:p>
+    <w:p>
+      <w:pPr>
+        <w:spacing w:before="160" w:after="80"/>
+      </w:pPr>
+      <w:r>
+        <w:pict>
+          <v:rect style="width:0;height:1.5pt" o:hralign="center" o:hrstd="t" o:hr="t"/>
+        </w:pict>
+      </w:r>
+    </w:p>
+    <w:bookmarkEnd w:id="22"/>
+    <w:bookmarkStart w:id="23" w:name="lewis结构式-1"/>
+    <w:p>
+      <w:pPr>
+        <w:pStyle w:val="Heading2"/>
+        <w:spacing w:before="280" w:after="120"/>
+      </w:pPr>
+      <w:r>
+        <w:rPr>
+          <w:rFonts w:ascii="Times New Roman" w:hAnsi="Times New Roman" w:eastAsia="Times New Roman" w:cs="Times New Roman"/>
+        </w:rPr>
+        <w:t xml:space="preserve">99.11 </w:t>
+      </w:r>
+      <w:r>
+        <w:rPr>
+          <w:rFonts w:hint="eastAsia" w:ascii="Times New Roman" w:hAnsi="Times New Roman" w:eastAsia="Times New Roman" w:cs="Times New Roman"/>
+        </w:rPr>
+        <w:t>Lewis</w:t>
+      </w:r>
+      <w:r>
+        <w:rPr>
+          <w:rFonts w:hint="eastAsia" w:ascii="Times New Roman" w:hAnsi="Times New Roman" w:eastAsia="SimHei" w:cs="Times New Roman"/>
+        </w:rPr>
+        <w:t>结构式</w:t>
+      </w:r>
+    </w:p>
+    <w:p>
+      <w:pPr>
+        <w:pStyle w:val="FirstParagraph"/>
+      </w:pPr>
+      <w:r>
+        <w:rPr>
+          <w:rFonts w:hint="eastAsia" w:ascii="Times New Roman" w:hAnsi="Times New Roman" w:eastAsia="FangSong" w:cs="Times New Roman"/>
+        </w:rPr>
+        <w:t>我国东方</w:t>
+      </w:r>
+      <w:r>
+        <w:rPr>
+          <w:rFonts w:hint="eastAsia" w:ascii="Times New Roman" w:hAnsi="Times New Roman" w:eastAsia="Times New Roman" w:cs="Times New Roman"/>
+        </w:rPr>
+        <w:t>Ⅱ</w:t>
+      </w:r>
+      <w:r>
+        <w:rPr>
+          <w:rFonts w:hint="eastAsia" w:ascii="Times New Roman" w:hAnsi="Times New Roman" w:eastAsia="FangSong" w:cs="Times New Roman"/>
+        </w:rPr>
+        <w:t>号宇宙火箭的燃料是</w:t>
       </w:r>
       <w:r>
         <w:rPr>
@@ -8981,62 +8893,143 @@
         <m:sSub>
           <m:e>
             <m:r>
-              <m:t>I</m:t>
-            </m:r>
-          </m:e>
-          <m:sub>
-            <m:r>
-              <m:t>2</m:t>
-            </m:r>
-          </m:sub>
-        </m:sSub>
-        <m:sSubSup>
-          <m:e>
-            <m:r>
-              <m:t>O</m:t>
-            </m:r>
-          </m:e>
-          <m:sub>
-            <m:r>
-              <m:t>9</m:t>
-            </m:r>
-          </m:sub>
-          <m:sup>
-            <m:r>
-              <m:t>4</m:t>
-            </m:r>
-            <m:r>
               <m:rPr>
                 <m:sty m:val="p"/>
               </m:rPr>
-              <m:t>−</m:t>
-            </m:r>
-          </m:sup>
-        </m:sSubSup>
+              <m:t>N</m:t>
+            </m:r>
+          </m:e>
+          <m:sub>
+            <m:r>
+              <m:t>2</m:t>
+            </m:r>
+          </m:sub>
+        </m:sSub>
+        <m:sSub>
+          <m:e>
+            <m:r>
+              <m:rPr>
+                <m:sty m:val="p"/>
+              </m:rPr>
+              <m:t>H</m:t>
+            </m:r>
+          </m:e>
+          <m:sub>
+            <m:r>
+              <m:t>2</m:t>
+            </m:r>
+          </m:sub>
+        </m:sSub>
+        <m:r>
+          <m:rPr>
+            <m:sty m:val="p"/>
+          </m:rPr>
+          <m:t>(</m:t>
+        </m:r>
+        <m:sSub>
+          <m:e>
+            <m:r>
+              <m:rPr>
+                <m:sty m:val="p"/>
+              </m:rPr>
+              <m:t>C</m:t>
+            </m:r>
+            <m:r>
+              <m:rPr>
+                <m:sty m:val="p"/>
+              </m:rPr>
+              <m:t>H</m:t>
+            </m:r>
+          </m:e>
+          <m:sub>
+            <m:r>
+              <m:t>3</m:t>
+            </m:r>
+          </m:sub>
+        </m:sSub>
+        <m:sSub>
+          <m:e>
+            <m:r>
+              <m:rPr>
+                <m:sty m:val="p"/>
+              </m:rPr>
+              <m:t>)</m:t>
+            </m:r>
+          </m:e>
+          <m:sub>
+            <m:r>
+              <m:t>2</m:t>
+            </m:r>
+          </m:sub>
+        </m:sSub>
       </m:oMath>
       <w:r>
         <w:rPr>
           <w:rFonts w:hint="eastAsia" w:ascii="Times New Roman" w:hAnsi="Times New Roman" w:eastAsia="Times New Roman" w:cs="Times New Roman"/>
         </w:rPr>
-        <w:t>（2×7−9×2=−4），</w:t>
-      </w:r>
-      <w:r>
-        <w:rPr>
-          <w:rFonts w:hint="eastAsia" w:ascii="Times New Roman" w:hAnsi="Times New Roman" w:eastAsia="FangSong" w:cs="Times New Roman"/>
-        </w:rPr>
-        <w:t>与答案</w:t>
-      </w:r>
-      <w:r>
-        <w:rPr>
-          <w:rFonts w:ascii="Times New Roman" w:hAnsi="Times New Roman" w:eastAsia="Times New Roman" w:cs="Times New Roman"/>
-        </w:rPr>
-        <w:t xml:space="preserve"> A </w:t>
-      </w:r>
-      <w:r>
-        <w:rPr>
-          <w:rFonts w:hint="eastAsia" w:ascii="Times New Roman" w:hAnsi="Times New Roman" w:eastAsia="FangSong" w:cs="Times New Roman"/>
-        </w:rPr>
-        <w:t>互证</w:t>
+        <w:t>，</w:t>
+      </w:r>
+      <w:r>
+        <w:rPr>
+          <w:rFonts w:hint="eastAsia" w:ascii="Times New Roman" w:hAnsi="Times New Roman" w:eastAsia="FangSong" w:cs="Times New Roman"/>
+        </w:rPr>
+        <w:t>助燃剂为</w:t>
+      </w:r>
+      <w:r>
+        <w:rPr>
+          <w:rFonts w:ascii="Times New Roman" w:hAnsi="Times New Roman" w:eastAsia="Times New Roman" w:cs="Times New Roman"/>
+        </w:rPr>
+        <w:t xml:space="preserve"> </w:t>
+      </w:r>
+      <m:oMath>
+        <m:sSub>
+          <m:e>
+            <m:r>
+              <m:t>N</m:t>
+            </m:r>
+          </m:e>
+          <m:sub>
+            <m:r>
+              <m:t>2</m:t>
+            </m:r>
+          </m:sub>
+        </m:sSub>
+        <m:sSub>
+          <m:e>
+            <m:r>
+              <m:t>O</m:t>
+            </m:r>
+          </m:e>
+          <m:sub>
+            <m:r>
+              <m:t>4</m:t>
+            </m:r>
+          </m:sub>
+        </m:sSub>
+      </m:oMath>
+      <w:r>
+        <w:rPr>
+          <w:rFonts w:hint="eastAsia" w:ascii="Times New Roman" w:hAnsi="Times New Roman" w:eastAsia="Times New Roman" w:cs="Times New Roman"/>
+        </w:rPr>
+        <w:t>，</w:t>
+      </w:r>
+      <w:r>
+        <w:rPr>
+          <w:rFonts w:hint="eastAsia" w:ascii="Times New Roman" w:hAnsi="Times New Roman" w:eastAsia="FangSong" w:cs="Times New Roman"/>
+        </w:rPr>
+        <w:t>两者发生完全燃烧时产生了巨大推力</w:t>
+      </w:r>
+      <w:r>
+        <w:rPr>
+          <w:rFonts w:hint="eastAsia" w:ascii="Times New Roman" w:hAnsi="Times New Roman" w:eastAsia="Times New Roman" w:cs="Times New Roman"/>
+        </w:rPr>
+        <w:t>，</w:t>
+      </w:r>
+      <w:r>
+        <w:rPr>
+          <w:rFonts w:hint="eastAsia" w:ascii="Times New Roman" w:hAnsi="Times New Roman" w:eastAsia="FangSong" w:cs="Times New Roman"/>
+        </w:rPr>
+        <w:t>让火箭携带卫星上天</w:t>
       </w:r>
       <w:r>
         <w:rPr>
@@ -9047,68 +9040,11 @@
     </w:p>
     <w:p>
       <w:pPr>
-        <w:spacing w:before="160" w:after="80"/>
-      </w:pPr>
-      <w:r>
-        <w:pict>
-          <v:rect style="width:0;height:1.5pt" o:hralign="center" o:hrstd="t" o:hr="t"/>
-        </w:pict>
-      </w:r>
-    </w:p>
-    <w:bookmarkEnd w:id="22"/>
-    <w:bookmarkStart w:id="23" w:name="lewis结构式-1"/>
-    <w:p>
-      <w:pPr>
-        <w:pStyle w:val="Heading2"/>
-        <w:spacing w:before="280" w:after="120"/>
-      </w:pPr>
-      <w:r>
-        <w:rPr>
-          <w:rFonts w:ascii="Times New Roman" w:hAnsi="Times New Roman" w:eastAsia="Times New Roman" w:cs="Times New Roman"/>
-        </w:rPr>
-        <w:t xml:space="preserve">99.11 </w:t>
-      </w:r>
-      <w:r>
-        <w:rPr>
-          <w:rFonts w:hint="eastAsia" w:ascii="Times New Roman" w:hAnsi="Times New Roman" w:eastAsia="Times New Roman" w:cs="Times New Roman"/>
-        </w:rPr>
-        <w:t>Lewis</w:t>
-      </w:r>
-      <w:r>
-        <w:rPr>
-          <w:rFonts w:hint="eastAsia" w:ascii="Times New Roman" w:hAnsi="Times New Roman" w:eastAsia="SimHei" w:cs="Times New Roman"/>
-        </w:rPr>
-        <w:t>结构式</w:t>
-      </w:r>
-    </w:p>
-    <w:p>
-      <w:pPr>
-        <w:pStyle w:val="FirstParagraph"/>
-      </w:pPr>
-      <w:r>
-        <w:rPr>
-          <w:rFonts w:hint="eastAsia" w:ascii="Times New Roman" w:hAnsi="Times New Roman" w:eastAsia="FangSong" w:cs="Times New Roman"/>
-        </w:rPr>
-        <w:t>我国东方</w:t>
-      </w:r>
-      <w:r>
-        <w:rPr>
-          <w:rFonts w:hint="eastAsia" w:ascii="Times New Roman" w:hAnsi="Times New Roman" w:eastAsia="Times New Roman" w:cs="Times New Roman"/>
-        </w:rPr>
-        <w:t>Ⅱ</w:t>
-      </w:r>
-      <w:r>
-        <w:rPr>
-          <w:rFonts w:hint="eastAsia" w:ascii="Times New Roman" w:hAnsi="Times New Roman" w:eastAsia="FangSong" w:cs="Times New Roman"/>
-        </w:rPr>
-        <w:t>号宇宙火箭的燃料是</w:t>
-      </w:r>
-      <w:r>
-        <w:rPr>
-          <w:rFonts w:ascii="Times New Roman" w:hAnsi="Times New Roman" w:eastAsia="Times New Roman" w:cs="Times New Roman"/>
-        </w:rPr>
-        <w:t xml:space="preserve"> </w:t>
-      </w:r>
+        <w:numPr>
+          <w:ilvl w:val="0"/>
+          <w:numId w:val="1008"/>
+        </w:numPr>
+      </w:pPr>
       <m:oMath>
         <m:oMathPr>
           <m:ctrlPr>
@@ -9193,21 +9129,43 @@
       </m:oMath>
       <w:r>
         <w:rPr>
-          <w:rFonts w:hint="eastAsia" w:ascii="Times New Roman" w:hAnsi="Times New Roman" w:eastAsia="Times New Roman" w:cs="Times New Roman"/>
-        </w:rPr>
-        <w:t>，</w:t>
-      </w:r>
-      <w:r>
-        <w:rPr>
-          <w:rFonts w:hint="eastAsia" w:ascii="Times New Roman" w:hAnsi="Times New Roman" w:eastAsia="FangSong" w:cs="Times New Roman"/>
-        </w:rPr>
-        <w:t>助燃剂为</w:t>
-      </w:r>
-      <w:r>
-        <w:rPr>
-          <w:rFonts w:ascii="Times New Roman" w:hAnsi="Times New Roman" w:eastAsia="Times New Roman" w:cs="Times New Roman"/>
-        </w:rPr>
-        <w:t xml:space="preserve"> </w:t>
+          <w:rFonts w:ascii="Times New Roman" w:hAnsi="Times New Roman" w:eastAsia="Times New Roman" w:cs="Times New Roman"/>
+        </w:rPr>
+        <w:t xml:space="preserve"> </w:t>
+      </w:r>
+      <w:r>
+        <w:rPr>
+          <w:rFonts w:hint="eastAsia" w:ascii="Times New Roman" w:hAnsi="Times New Roman" w:eastAsia="FangSong" w:cs="Times New Roman"/>
+        </w:rPr>
+        <w:t xml:space="preserve">中</w:t>
+      </w:r>
+      <w:r>
+        <w:rPr>
+          <w:rFonts w:ascii="Times New Roman" w:hAnsi="Times New Roman" w:eastAsia="Times New Roman" w:cs="Times New Roman"/>
+        </w:rPr>
+        <w:t xml:space="preserve"> N </w:t>
+      </w:r>
+      <w:r>
+        <w:rPr>
+          <w:rFonts w:hint="eastAsia" w:ascii="Times New Roman" w:hAnsi="Times New Roman" w:eastAsia="FangSong" w:cs="Times New Roman"/>
+        </w:rPr>
+        <w:t>的氧化数为</w:t>
+      </w:r>
+      <w:r>
+        <w:rPr>
+          <w:rFonts w:hint="eastAsia" w:ascii="Times New Roman" w:hAnsi="Times New Roman" w:eastAsia="Times New Roman" w:cs="Times New Roman"/>
+        </w:rPr>
+        <w:t>_</w:t>
+      </w:r>
+      <w:r>
+        <w:rPr>
+          <w:rFonts w:hint="eastAsia" w:ascii="Times New Roman" w:hAnsi="Times New Roman" w:eastAsia="Times New Roman" w:cs="Times New Roman"/>
+          <w:b/>
+          <w:bCs/>
+          <w:i/>
+          <w:iCs/>
+        </w:rPr>
+        <w:t xml:space="preserve">，</w:t>
       </w:r>
       <m:oMath>
         <m:sSub>
@@ -9237,33 +9195,49 @@
       </m:oMath>
       <w:r>
         <w:rPr>
-          <w:rFonts w:hint="eastAsia" w:ascii="Times New Roman" w:hAnsi="Times New Roman" w:eastAsia="Times New Roman" w:cs="Times New Roman"/>
-        </w:rPr>
-        <w:t>，</w:t>
-      </w:r>
-      <w:r>
-        <w:rPr>
-          <w:rFonts w:hint="eastAsia" w:ascii="Times New Roman" w:hAnsi="Times New Roman" w:eastAsia="FangSong" w:cs="Times New Roman"/>
-        </w:rPr>
-        <w:t>两者发生完全燃烧时产生了巨大推力</w:t>
-      </w:r>
-      <w:r>
-        <w:rPr>
-          <w:rFonts w:hint="eastAsia" w:ascii="Times New Roman" w:hAnsi="Times New Roman" w:eastAsia="Times New Roman" w:cs="Times New Roman"/>
-        </w:rPr>
-        <w:t>，</w:t>
-      </w:r>
-      <w:r>
-        <w:rPr>
-          <w:rFonts w:hint="eastAsia" w:ascii="Times New Roman" w:hAnsi="Times New Roman" w:eastAsia="FangSong" w:cs="Times New Roman"/>
-        </w:rPr>
-        <w:t>让火箭携带卫星上天</w:t>
-      </w:r>
-      <w:r>
-        <w:rPr>
-          <w:rFonts w:hint="eastAsia" w:ascii="Times New Roman" w:hAnsi="Times New Roman" w:eastAsia="Times New Roman" w:cs="Times New Roman"/>
-        </w:rPr>
-        <w:t>。</w:t>
+          <w:rFonts w:ascii="Times New Roman" w:hAnsi="Times New Roman" w:eastAsia="Times New Roman" w:cs="Times New Roman"/>
+          <w:b/>
+          <w:bCs/>
+          <w:i/>
+          <w:iCs/>
+        </w:rPr>
+        <w:t xml:space="preserve"> </w:t>
+      </w:r>
+      <w:r>
+        <w:rPr>
+          <w:rFonts w:hint="eastAsia" w:ascii="Times New Roman" w:hAnsi="Times New Roman" w:eastAsia="FangSong" w:cs="Times New Roman"/>
+          <w:b/>
+          <w:bCs/>
+          <w:i/>
+          <w:iCs/>
+        </w:rPr>
+        <w:t xml:space="preserve">中</w:t>
+      </w:r>
+      <w:r>
+        <w:rPr>
+          <w:rFonts w:ascii="Times New Roman" w:hAnsi="Times New Roman" w:eastAsia="Times New Roman" w:cs="Times New Roman"/>
+          <w:b/>
+          <w:bCs/>
+          <w:i/>
+          <w:iCs/>
+        </w:rPr>
+        <w:t xml:space="preserve"> N </w:t>
+      </w:r>
+      <w:r>
+        <w:rPr>
+          <w:rFonts w:hint="eastAsia" w:ascii="Times New Roman" w:hAnsi="Times New Roman" w:eastAsia="FangSong" w:cs="Times New Roman"/>
+          <w:b/>
+          <w:bCs/>
+          <w:i/>
+          <w:iCs/>
+        </w:rPr>
+        <w:t xml:space="preserve">的氧化数为</w:t>
+      </w:r>
+      <w:r>
+        <w:rPr>
+          <w:rFonts w:ascii="Times New Roman" w:hAnsi="Times New Roman" w:eastAsia="Times New Roman" w:cs="Times New Roman"/>
+        </w:rPr>
+        <w:t xml:space="preserve">_。</w:t>
       </w:r>
     </w:p>
     <w:p>
@@ -9273,6 +9247,530 @@
           <w:numId w:val="1008"/>
         </w:numPr>
       </w:pPr>
+      <w:r>
+        <w:rPr>
+          <w:rFonts w:hint="eastAsia" w:ascii="Times New Roman" w:hAnsi="Times New Roman" w:eastAsia="FangSong" w:cs="Times New Roman"/>
+        </w:rPr>
+        <w:t>完全燃烧反应的化学方程式为</w:t>
+      </w:r>
+      <w:r>
+        <w:rPr>
+          <w:rFonts w:hint="eastAsia" w:ascii="Times New Roman" w:hAnsi="Times New Roman" w:eastAsia="Times New Roman" w:cs="Times New Roman"/>
+        </w:rPr>
+        <w:t>____。</w:t>
+      </w:r>
+    </w:p>
+    <w:p>
+      <w:pPr>
+        <w:numPr>
+          <w:ilvl w:val="0"/>
+          <w:numId w:val="1008"/>
+        </w:numPr>
+      </w:pPr>
+      <w:r>
+        <w:rPr>
+          <w:rFonts w:hint="eastAsia" w:ascii="Times New Roman" w:hAnsi="Times New Roman" w:eastAsia="FangSong" w:cs="Times New Roman"/>
+        </w:rPr>
+        <w:t xml:space="preserve">试写出</w:t>
+      </w:r>
+      <w:r>
+        <w:rPr>
+          <w:rFonts w:ascii="Times New Roman" w:hAnsi="Times New Roman" w:eastAsia="Times New Roman" w:cs="Times New Roman"/>
+        </w:rPr>
+        <w:t xml:space="preserve"> </w:t>
+      </w:r>
+      <m:oMath>
+        <m:sSub>
+          <m:e>
+            <m:r>
+              <m:t>N</m:t>
+            </m:r>
+          </m:e>
+          <m:sub>
+            <m:r>
+              <m:t>2</m:t>
+            </m:r>
+          </m:sub>
+        </m:sSub>
+        <m:sSub>
+          <m:e>
+            <m:r>
+              <m:t>O</m:t>
+            </m:r>
+          </m:e>
+          <m:sub>
+            <m:r>
+              <m:t>4</m:t>
+            </m:r>
+          </m:sub>
+        </m:sSub>
+      </m:oMath>
+      <w:r>
+        <w:rPr>
+          <w:rFonts w:ascii="Times New Roman" w:hAnsi="Times New Roman" w:eastAsia="Times New Roman" w:cs="Times New Roman"/>
+        </w:rPr>
+        <w:t xml:space="preserve"> </w:t>
+      </w:r>
+      <w:r>
+        <w:rPr>
+          <w:rFonts w:hint="eastAsia" w:ascii="Times New Roman" w:hAnsi="Times New Roman" w:eastAsia="FangSong" w:cs="Times New Roman"/>
+        </w:rPr>
+        <w:t xml:space="preserve">中</w:t>
+      </w:r>
+      <w:r>
+        <w:rPr>
+          <w:rFonts w:ascii="Times New Roman" w:hAnsi="Times New Roman" w:eastAsia="Times New Roman" w:cs="Times New Roman"/>
+        </w:rPr>
+        <w:t xml:space="preserve"> N、N </w:t>
+      </w:r>
+      <w:r>
+        <w:rPr>
+          <w:rFonts w:hint="eastAsia" w:ascii="Times New Roman" w:hAnsi="Times New Roman" w:eastAsia="FangSong" w:cs="Times New Roman"/>
+        </w:rPr>
+        <w:t xml:space="preserve">连接的一种</w:t>
+      </w:r>
+      <w:r>
+        <w:rPr>
+          <w:rFonts w:ascii="Times New Roman" w:hAnsi="Times New Roman" w:eastAsia="Times New Roman" w:cs="Times New Roman"/>
+        </w:rPr>
+        <w:t xml:space="preserve"> Lewis </w:t>
+      </w:r>
+      <w:r>
+        <w:rPr>
+          <w:rFonts w:hint="eastAsia" w:ascii="Times New Roman" w:hAnsi="Times New Roman" w:eastAsia="FangSong" w:cs="Times New Roman"/>
+        </w:rPr>
+        <w:t>结构式并标出形式电荷</w:t>
+      </w:r>
+      <w:r>
+        <w:rPr>
+          <w:rFonts w:hint="eastAsia" w:ascii="Times New Roman" w:hAnsi="Times New Roman" w:eastAsia="Times New Roman" w:cs="Times New Roman"/>
+        </w:rPr>
+        <w:t>____。</w:t>
+      </w:r>
+    </w:p>
+    <w:p>
+      <w:pPr>
+        <w:numPr>
+          <w:ilvl w:val="0"/>
+          <w:numId w:val="1008"/>
+        </w:numPr>
+      </w:pPr>
+      <m:oMath>
+        <m:sSub>
+          <m:e>
+            <m:r>
+              <m:t>N</m:t>
+            </m:r>
+          </m:e>
+          <m:sub>
+            <m:r>
+              <m:t>2</m:t>
+            </m:r>
+          </m:sub>
+        </m:sSub>
+        <m:sSub>
+          <m:e>
+            <m:r>
+              <m:t>H</m:t>
+            </m:r>
+          </m:e>
+          <m:sub>
+            <m:r>
+              <m:t>4</m:t>
+            </m:r>
+          </m:sub>
+        </m:sSub>
+      </m:oMath>
+      <w:r>
+        <w:rPr>
+          <w:rFonts w:ascii="Times New Roman" w:hAnsi="Times New Roman" w:eastAsia="Times New Roman" w:cs="Times New Roman"/>
+        </w:rPr>
+        <w:t xml:space="preserve"> </w:t>
+      </w:r>
+      <w:r>
+        <w:rPr>
+          <w:rFonts w:hint="eastAsia" w:ascii="Times New Roman" w:hAnsi="Times New Roman" w:eastAsia="FangSong" w:cs="Times New Roman"/>
+        </w:rPr>
+        <w:t xml:space="preserve">与</w:t>
+      </w:r>
+      <w:r>
+        <w:rPr>
+          <w:rFonts w:ascii="Times New Roman" w:hAnsi="Times New Roman" w:eastAsia="Times New Roman" w:cs="Times New Roman"/>
+        </w:rPr>
+        <w:t xml:space="preserve"> </w:t>
+      </w:r>
+      <m:oMath>
+        <m:sSub>
+          <m:e>
+            <m:r>
+              <m:t>N</m:t>
+            </m:r>
+          </m:e>
+          <m:sub>
+            <m:r>
+              <m:t>2</m:t>
+            </m:r>
+          </m:sub>
+        </m:sSub>
+        <m:sSub>
+          <m:e>
+            <m:r>
+              <m:t>O</m:t>
+            </m:r>
+          </m:e>
+          <m:sub>
+            <m:r>
+              <m:t>4</m:t>
+            </m:r>
+          </m:sub>
+        </m:sSub>
+      </m:oMath>
+      <w:r>
+        <w:rPr>
+          <w:rFonts w:ascii="Times New Roman" w:hAnsi="Times New Roman" w:eastAsia="Times New Roman" w:cs="Times New Roman"/>
+        </w:rPr>
+        <w:t xml:space="preserve"> </w:t>
+      </w:r>
+      <w:r>
+        <w:rPr>
+          <w:rFonts w:hint="eastAsia" w:ascii="Times New Roman" w:hAnsi="Times New Roman" w:eastAsia="FangSong" w:cs="Times New Roman"/>
+        </w:rPr>
+        <w:t>比较</w:t>
+      </w:r>
+      <w:r>
+        <w:rPr>
+          <w:rFonts w:hint="eastAsia" w:ascii="Times New Roman" w:hAnsi="Times New Roman" w:eastAsia="Times New Roman" w:cs="Times New Roman"/>
+        </w:rPr>
+        <w:t>，____</w:t>
+      </w:r>
+      <w:r>
+        <w:rPr>
+          <w:rFonts w:hint="eastAsia" w:ascii="Times New Roman" w:hAnsi="Times New Roman" w:eastAsia="FangSong" w:cs="Times New Roman"/>
+        </w:rPr>
+        <w:t>的</w:t>
+      </w:r>
+      <w:r>
+        <w:rPr>
+          <w:rFonts w:ascii="Times New Roman" w:hAnsi="Times New Roman" w:eastAsia="Times New Roman" w:cs="Times New Roman"/>
+        </w:rPr>
+        <w:t xml:space="preserve"> N—N </w:t>
+      </w:r>
+      <w:r>
+        <w:rPr>
+          <w:rFonts w:hint="eastAsia" w:ascii="Times New Roman" w:hAnsi="Times New Roman" w:eastAsia="FangSong" w:cs="Times New Roman"/>
+        </w:rPr>
+        <w:t>键长较长</w:t>
+      </w:r>
+      <w:r>
+        <w:rPr>
+          <w:rFonts w:hint="eastAsia" w:ascii="Times New Roman" w:hAnsi="Times New Roman" w:eastAsia="Times New Roman" w:cs="Times New Roman"/>
+        </w:rPr>
+        <w:t>，</w:t>
+      </w:r>
+      <w:r>
+        <w:rPr>
+          <w:rFonts w:hint="eastAsia" w:ascii="Times New Roman" w:hAnsi="Times New Roman" w:eastAsia="FangSong" w:cs="Times New Roman"/>
+        </w:rPr>
+        <w:t>其理由是</w:t>
+      </w:r>
+      <w:r>
+        <w:rPr>
+          <w:rFonts w:hint="eastAsia" w:ascii="Times New Roman" w:hAnsi="Times New Roman" w:eastAsia="Times New Roman" w:cs="Times New Roman"/>
+        </w:rPr>
+        <w:t>____。</w:t>
+      </w:r>
+    </w:p>
+    <w:p>
+      <w:pPr>
+        <w:spacing w:before="0" w:after="0"/>
+      </w:pPr>
+    </w:p>
+    <w:p>
+      <w:pPr>
+        <w:spacing w:before="0" w:after="0"/>
+      </w:pPr>
+    </w:p>
+    <w:p>
+      <w:pPr>
+        <w:spacing w:before="0" w:after="0"/>
+      </w:pPr>
+    </w:p>
+    <w:p>
+      <w:pPr>
+        <w:spacing w:before="0" w:after="0"/>
+      </w:pPr>
+    </w:p>
+    <w:p>
+      <w:pPr>
+        <w:spacing w:before="0" w:after="0"/>
+      </w:pPr>
+    </w:p>
+    <w:p>
+      <w:pPr>
+        <w:spacing w:before="160" w:after="80"/>
+      </w:pPr>
+      <w:r>
+        <w:pict>
+          <v:rect style="width:0;height:1.5pt" o:hralign="center" o:hrstd="t" o:hr="t"/>
+        </w:pict>
+      </w:r>
+    </w:p>
+    <w:bookmarkEnd w:id="23"/>
+    <w:bookmarkStart w:id="27" w:name="碳的同素异形体"/>
+    <w:p>
+      <w:pPr>
+        <w:pStyle w:val="Heading2"/>
+        <w:spacing w:before="280" w:after="120"/>
+      </w:pPr>
+      <w:r>
+        <w:rPr>
+          <w:rFonts w:ascii="Times New Roman" w:hAnsi="Times New Roman" w:eastAsia="Times New Roman" w:cs="Times New Roman"/>
+        </w:rPr>
+        <w:t xml:space="preserve">99.12 </w:t>
+      </w:r>
+      <w:r>
+        <w:rPr>
+          <w:rFonts w:hint="eastAsia" w:ascii="Times New Roman" w:hAnsi="Times New Roman" w:eastAsia="SimHei" w:cs="Times New Roman"/>
+        </w:rPr>
+        <w:t xml:space="preserve">碳的同素异形体</w:t>
+      </w:r>
+    </w:p>
+    <w:p>
+      <w:pPr>
+        <w:pStyle w:val="FirstParagraph"/>
+      </w:pPr>
+      <w:r>
+        <w:rPr>
+          <w:rFonts w:ascii="Times New Roman" w:hAnsi="Times New Roman" w:eastAsia="Times New Roman" w:cs="Times New Roman"/>
+        </w:rPr>
+        <w:t xml:space="preserve">2010 </w:t>
+      </w:r>
+      <w:r>
+        <w:rPr>
+          <w:rFonts w:hint="eastAsia" w:ascii="Times New Roman" w:hAnsi="Times New Roman" w:eastAsia="FangSong" w:cs="Times New Roman"/>
+        </w:rPr>
+        <w:t>年诺贝尔物理学奖授予英国曼彻斯特大学科学家安德烈</w:t>
+      </w:r>
+      <w:r>
+        <w:rPr>
+          <w:rFonts w:hint="eastAsia" w:ascii="Times New Roman" w:hAnsi="Times New Roman" w:eastAsia="Times New Roman" w:cs="Times New Roman"/>
+        </w:rPr>
+        <w:t>·</w:t>
+      </w:r>
+      <w:r>
+        <w:rPr>
+          <w:rFonts w:hint="eastAsia" w:ascii="Times New Roman" w:hAnsi="Times New Roman" w:eastAsia="FangSong" w:cs="Times New Roman"/>
+        </w:rPr>
+        <w:t>海姆和康斯坦丁</w:t>
+      </w:r>
+      <w:r>
+        <w:rPr>
+          <w:rFonts w:hint="eastAsia" w:ascii="Times New Roman" w:hAnsi="Times New Roman" w:eastAsia="Times New Roman" w:cs="Times New Roman"/>
+        </w:rPr>
+        <w:t>·</w:t>
+      </w:r>
+      <w:r>
+        <w:rPr>
+          <w:rFonts w:hint="eastAsia" w:ascii="Times New Roman" w:hAnsi="Times New Roman" w:eastAsia="FangSong" w:cs="Times New Roman"/>
+        </w:rPr>
+        <w:t>诺沃肖洛夫</w:t>
+      </w:r>
+      <w:r>
+        <w:rPr>
+          <w:rFonts w:hint="eastAsia" w:ascii="Times New Roman" w:hAnsi="Times New Roman" w:eastAsia="Times New Roman" w:cs="Times New Roman"/>
+        </w:rPr>
+        <w:t>，</w:t>
+      </w:r>
+      <w:r>
+        <w:rPr>
+          <w:rFonts w:hint="eastAsia" w:ascii="Times New Roman" w:hAnsi="Times New Roman" w:eastAsia="FangSong" w:cs="Times New Roman"/>
+        </w:rPr>
+        <w:t>以表彰他们在石墨烯材料方面的卓越研究</w:t>
+      </w:r>
+      <w:r>
+        <w:rPr>
+          <w:rFonts w:hint="eastAsia" w:ascii="Times New Roman" w:hAnsi="Times New Roman" w:eastAsia="Times New Roman" w:cs="Times New Roman"/>
+        </w:rPr>
+        <w:t>。</w:t>
+      </w:r>
+      <w:r>
+        <w:rPr>
+          <w:rFonts w:hint="eastAsia" w:ascii="Times New Roman" w:hAnsi="Times New Roman" w:eastAsia="FangSong" w:cs="Times New Roman"/>
+        </w:rPr>
+        <w:t>石墨烯具有优异的电学性能以及出色的热力学稳定性</w:t>
+      </w:r>
+      <w:r>
+        <w:rPr>
+          <w:rFonts w:hint="eastAsia" w:ascii="Times New Roman" w:hAnsi="Times New Roman" w:eastAsia="Times New Roman" w:cs="Times New Roman"/>
+        </w:rPr>
+        <w:t>。</w:t>
+      </w:r>
+      <w:r>
+        <w:rPr>
+          <w:rFonts w:hint="eastAsia" w:ascii="Times New Roman" w:hAnsi="Times New Roman" w:eastAsia="FangSong" w:cs="Times New Roman"/>
+        </w:rPr>
+        <w:t>它的结构如右图</w:t>
+      </w:r>
+      <w:r>
+        <w:rPr>
+          <w:rFonts w:hint="eastAsia" w:ascii="Times New Roman" w:hAnsi="Times New Roman" w:eastAsia="Times New Roman" w:cs="Times New Roman"/>
+        </w:rPr>
+        <w:t>。</w:t>
+      </w:r>
+      <w:r>
+        <w:rPr>
+          <w:rFonts w:hint="eastAsia" w:ascii="Times New Roman" w:hAnsi="Times New Roman" w:eastAsia="FangSong" w:cs="Times New Roman"/>
+        </w:rPr>
+        <w:t>下列说法不正确的是</w:t>
+      </w:r>
+      <w:r>
+        <w:rPr>
+          <w:rFonts w:hint="eastAsia" w:ascii="Times New Roman" w:hAnsi="Times New Roman" w:eastAsia="Times New Roman" w:cs="Times New Roman"/>
+        </w:rPr>
+        <w:t>（</w:t>
+      </w:r>
+      <w:r>
+        <w:rPr>
+          <w:rFonts w:ascii="Times New Roman" w:hAnsi="Times New Roman" w:eastAsia="Times New Roman" w:cs="Times New Roman"/>
+        </w:rPr>
+        <w:t xml:space="preserve"> </w:t>
+      </w:r>
+      <w:r>
+        <w:rPr>
+          <w:rFonts w:hint="eastAsia" w:ascii="Times New Roman" w:hAnsi="Times New Roman" w:eastAsia="Times New Roman" w:cs="Times New Roman"/>
+        </w:rPr>
+        <w:t xml:space="preserve">）。</w:t>
+      </w:r>
+    </w:p>
+    <w:p>
+      <w:pPr>
+        <w:pStyle w:val="BodyText"/>
+      </w:pPr>
+      <w:r>
+        <w:rPr>
+          <w:rFonts w:ascii="Times New Roman" w:hAnsi="Times New Roman" w:eastAsia="Times New Roman" w:cs="Times New Roman"/>
+        </w:rPr>
+        <w:t xml:space="preserve">A. </w:t>
+      </w:r>
+      <w:r>
+        <w:rPr>
+          <w:rFonts w:hint="eastAsia" w:ascii="Times New Roman" w:hAnsi="Times New Roman" w:eastAsia="FangSong" w:cs="Times New Roman"/>
+        </w:rPr>
+        <w:t>石墨烯与金刚石</w:t>
+      </w:r>
+      <w:r>
+        <w:rPr>
+          <w:rFonts w:hint="eastAsia" w:ascii="Times New Roman" w:hAnsi="Times New Roman" w:eastAsia="Times New Roman" w:cs="Times New Roman"/>
+        </w:rPr>
+        <w:t>、</w:t>
+      </w:r>
+      <w:r>
+        <w:rPr>
+          <w:rFonts w:hint="eastAsia" w:ascii="Times New Roman" w:hAnsi="Times New Roman" w:eastAsia="FangSong" w:cs="Times New Roman"/>
+        </w:rPr>
+        <w:t>石墨</w:t>
+      </w:r>
+      <w:r>
+        <w:rPr>
+          <w:rFonts w:hint="eastAsia" w:ascii="Times New Roman" w:hAnsi="Times New Roman" w:eastAsia="Times New Roman" w:cs="Times New Roman"/>
+        </w:rPr>
+        <w:t>、</w:t>
+      </w:r>
+      <m:oMath>
+        <m:sSub>
+          <m:e>
+            <m:r>
+              <m:t>C</m:t>
+            </m:r>
+          </m:e>
+          <m:sub>
+            <m:r>
+              <m:t>60</m:t>
+            </m:r>
+          </m:sub>
+        </m:sSub>
+      </m:oMath>
+      <w:r>
+        <w:rPr>
+          <w:rFonts w:ascii="Times New Roman" w:hAnsi="Times New Roman" w:eastAsia="Times New Roman" w:cs="Times New Roman"/>
+        </w:rPr>
+        <w:t xml:space="preserve"> </w:t>
+      </w:r>
+      <w:r>
+        <w:rPr>
+          <w:rFonts w:hint="eastAsia" w:ascii="Times New Roman" w:hAnsi="Times New Roman" w:eastAsia="FangSong" w:cs="Times New Roman"/>
+        </w:rPr>
+        <w:t xml:space="preserve">互为同素异形体</w:t>
+      </w:r>
+    </w:p>
+    <w:p>
+      <w:pPr>
+        <w:pStyle w:val="BodyText"/>
+      </w:pPr>
+      <w:r>
+        <w:rPr>
+          <w:rFonts w:ascii="Times New Roman" w:hAnsi="Times New Roman" w:eastAsia="Times New Roman" w:cs="Times New Roman"/>
+        </w:rPr>
+        <w:t xml:space="preserve">B. </w:t>
+      </w:r>
+      <w:r>
+        <w:rPr>
+          <w:rFonts w:hint="eastAsia" w:ascii="Times New Roman" w:hAnsi="Times New Roman" w:eastAsia="FangSong" w:cs="Times New Roman"/>
+        </w:rPr>
+        <w:t>石墨烯导电</w:t>
+      </w:r>
+      <w:r>
+        <w:rPr>
+          <w:rFonts w:hint="eastAsia" w:ascii="Times New Roman" w:hAnsi="Times New Roman" w:eastAsia="Times New Roman" w:cs="Times New Roman"/>
+        </w:rPr>
+        <w:t>，</w:t>
+      </w:r>
+      <w:r>
+        <w:rPr>
+          <w:rFonts w:hint="eastAsia" w:ascii="Times New Roman" w:hAnsi="Times New Roman" w:eastAsia="FangSong" w:cs="Times New Roman"/>
+        </w:rPr>
+        <w:t>属于化学变化</w:t>
+      </w:r>
+    </w:p>
+    <w:p>
+      <w:pPr>
+        <w:pStyle w:val="BodyText"/>
+      </w:pPr>
+      <w:r>
+        <w:rPr>
+          <w:rFonts w:ascii="Times New Roman" w:hAnsi="Times New Roman" w:eastAsia="Times New Roman" w:cs="Times New Roman"/>
+        </w:rPr>
+        <w:t xml:space="preserve">C. </w:t>
+      </w:r>
+      <w:r>
+        <w:rPr>
+          <w:rFonts w:hint="eastAsia" w:ascii="Times New Roman" w:hAnsi="Times New Roman" w:eastAsia="FangSong" w:cs="Times New Roman"/>
+        </w:rPr>
+        <w:t xml:space="preserve">石墨烯中碳原子间以共价键相联</w:t>
+      </w:r>
+    </w:p>
+    <w:p>
+      <w:pPr>
+        <w:pStyle w:val="BodyText"/>
+      </w:pPr>
+      <w:r>
+        <w:rPr>
+          <w:rFonts w:ascii="Times New Roman" w:hAnsi="Times New Roman" w:eastAsia="Times New Roman" w:cs="Times New Roman"/>
+        </w:rPr>
+        <w:t xml:space="preserve">D. 12 g </w:t>
+      </w:r>
+      <w:r>
+        <w:rPr>
+          <w:rFonts w:hint="eastAsia" w:ascii="Times New Roman" w:hAnsi="Times New Roman" w:eastAsia="FangSong" w:cs="Times New Roman"/>
+        </w:rPr>
+        <w:t xml:space="preserve">石墨烯中含有正六边形数目约为</w:t>
+      </w:r>
+      <w:r>
+        <w:rPr>
+          <w:rFonts w:ascii="Times New Roman" w:hAnsi="Times New Roman" w:eastAsia="Times New Roman" w:cs="Times New Roman"/>
+        </w:rPr>
+        <w:t xml:space="preserve"> </w:t>
+      </w:r>
       <m:oMath>
         <m:oMathPr>
           <m:ctrlPr>
@@ -9282,707 +9780,6 @@
             </w:rPr>
           </m:ctrlPr>
         </m:oMathPr>
-        <m:sSub>
-          <m:e>
-            <m:r>
-              <m:rPr>
-                <m:sty m:val="p"/>
-              </m:rPr>
-              <m:t>N</m:t>
-            </m:r>
-          </m:e>
-          <m:sub>
-            <m:r>
-              <m:t>2</m:t>
-            </m:r>
-          </m:sub>
-        </m:sSub>
-        <m:sSub>
-          <m:e>
-            <m:r>
-              <m:rPr>
-                <m:sty m:val="p"/>
-              </m:rPr>
-              <m:t>H</m:t>
-            </m:r>
-          </m:e>
-          <m:sub>
-            <m:r>
-              <m:t>2</m:t>
-            </m:r>
-          </m:sub>
-        </m:sSub>
-        <m:r>
-          <m:rPr>
-            <m:sty m:val="p"/>
-          </m:rPr>
-          <m:t>(</m:t>
-        </m:r>
-        <m:sSub>
-          <m:e>
-            <m:r>
-              <m:rPr>
-                <m:sty m:val="p"/>
-              </m:rPr>
-              <m:t>C</m:t>
-            </m:r>
-            <m:r>
-              <m:rPr>
-                <m:sty m:val="p"/>
-              </m:rPr>
-              <m:t>H</m:t>
-            </m:r>
-          </m:e>
-          <m:sub>
-            <m:r>
-              <m:t>3</m:t>
-            </m:r>
-          </m:sub>
-        </m:sSub>
-        <m:sSub>
-          <m:e>
-            <m:r>
-              <m:rPr>
-                <m:sty m:val="p"/>
-              </m:rPr>
-              <m:t>)</m:t>
-            </m:r>
-          </m:e>
-          <m:sub>
-            <m:r>
-              <m:t>2</m:t>
-            </m:r>
-          </m:sub>
-        </m:sSub>
-      </m:oMath>
-      <w:r>
-        <w:rPr>
-          <w:rFonts w:ascii="Times New Roman" w:hAnsi="Times New Roman" w:eastAsia="Times New Roman" w:cs="Times New Roman"/>
-        </w:rPr>
-        <w:t xml:space="preserve"> </w:t>
-      </w:r>
-      <w:r>
-        <w:rPr>
-          <w:rFonts w:hint="eastAsia" w:ascii="Times New Roman" w:hAnsi="Times New Roman" w:eastAsia="FangSong" w:cs="Times New Roman"/>
-        </w:rPr>
-        <w:t xml:space="preserve">中</w:t>
-      </w:r>
-      <w:r>
-        <w:rPr>
-          <w:rFonts w:ascii="Times New Roman" w:hAnsi="Times New Roman" w:eastAsia="Times New Roman" w:cs="Times New Roman"/>
-        </w:rPr>
-        <w:t xml:space="preserve"> N </w:t>
-      </w:r>
-      <w:r>
-        <w:rPr>
-          <w:rFonts w:hint="eastAsia" w:ascii="Times New Roman" w:hAnsi="Times New Roman" w:eastAsia="FangSong" w:cs="Times New Roman"/>
-        </w:rPr>
-        <w:t>的氧化数为</w:t>
-      </w:r>
-      <w:r>
-        <w:rPr>
-          <w:rFonts w:hint="eastAsia" w:ascii="Times New Roman" w:hAnsi="Times New Roman" w:eastAsia="Times New Roman" w:cs="Times New Roman"/>
-        </w:rPr>
-        <w:t>_</w:t>
-      </w:r>
-      <w:r>
-        <w:rPr>
-          <w:rFonts w:hint="eastAsia" w:ascii="Times New Roman" w:hAnsi="Times New Roman" w:eastAsia="Times New Roman" w:cs="Times New Roman"/>
-          <w:b/>
-          <w:bCs/>
-          <w:i/>
-          <w:iCs/>
-        </w:rPr>
-        <w:t xml:space="preserve">，</w:t>
-      </w:r>
-      <m:oMath>
-        <m:sSub>
-          <m:e>
-            <m:r>
-              <m:t>N</m:t>
-            </m:r>
-          </m:e>
-          <m:sub>
-            <m:r>
-              <m:t>2</m:t>
-            </m:r>
-          </m:sub>
-        </m:sSub>
-        <m:sSub>
-          <m:e>
-            <m:r>
-              <m:t>O</m:t>
-            </m:r>
-          </m:e>
-          <m:sub>
-            <m:r>
-              <m:t>4</m:t>
-            </m:r>
-          </m:sub>
-        </m:sSub>
-      </m:oMath>
-      <w:r>
-        <w:rPr>
-          <w:rFonts w:ascii="Times New Roman" w:hAnsi="Times New Roman" w:eastAsia="Times New Roman" w:cs="Times New Roman"/>
-          <w:b/>
-          <w:bCs/>
-          <w:i/>
-          <w:iCs/>
-        </w:rPr>
-        <w:t xml:space="preserve"> </w:t>
-      </w:r>
-      <w:r>
-        <w:rPr>
-          <w:rFonts w:hint="eastAsia" w:ascii="Times New Roman" w:hAnsi="Times New Roman" w:eastAsia="FangSong" w:cs="Times New Roman"/>
-          <w:b/>
-          <w:bCs/>
-          <w:i/>
-          <w:iCs/>
-        </w:rPr>
-        <w:t xml:space="preserve">中</w:t>
-      </w:r>
-      <w:r>
-        <w:rPr>
-          <w:rFonts w:ascii="Times New Roman" w:hAnsi="Times New Roman" w:eastAsia="Times New Roman" w:cs="Times New Roman"/>
-          <w:b/>
-          <w:bCs/>
-          <w:i/>
-          <w:iCs/>
-        </w:rPr>
-        <w:t xml:space="preserve"> N </w:t>
-      </w:r>
-      <w:r>
-        <w:rPr>
-          <w:rFonts w:hint="eastAsia" w:ascii="Times New Roman" w:hAnsi="Times New Roman" w:eastAsia="FangSong" w:cs="Times New Roman"/>
-          <w:b/>
-          <w:bCs/>
-          <w:i/>
-          <w:iCs/>
-        </w:rPr>
-        <w:t xml:space="preserve">的氧化数为</w:t>
-      </w:r>
-      <w:r>
-        <w:rPr>
-          <w:rFonts w:ascii="Times New Roman" w:hAnsi="Times New Roman" w:eastAsia="Times New Roman" w:cs="Times New Roman"/>
-        </w:rPr>
-        <w:t xml:space="preserve">_。</w:t>
-      </w:r>
-    </w:p>
-    <w:p>
-      <w:pPr>
-        <w:numPr>
-          <w:ilvl w:val="0"/>
-          <w:numId w:val="1008"/>
-        </w:numPr>
-      </w:pPr>
-      <w:r>
-        <w:rPr>
-          <w:rFonts w:hint="eastAsia" w:ascii="Times New Roman" w:hAnsi="Times New Roman" w:eastAsia="FangSong" w:cs="Times New Roman"/>
-        </w:rPr>
-        <w:t>完全燃烧反应的化学方程式为</w:t>
-      </w:r>
-      <w:r>
-        <w:rPr>
-          <w:rFonts w:hint="eastAsia" w:ascii="Times New Roman" w:hAnsi="Times New Roman" w:eastAsia="Times New Roman" w:cs="Times New Roman"/>
-        </w:rPr>
-        <w:t>____。</w:t>
-      </w:r>
-    </w:p>
-    <w:p>
-      <w:pPr>
-        <w:numPr>
-          <w:ilvl w:val="0"/>
-          <w:numId w:val="1008"/>
-        </w:numPr>
-      </w:pPr>
-      <w:r>
-        <w:rPr>
-          <w:rFonts w:hint="eastAsia" w:ascii="Times New Roman" w:hAnsi="Times New Roman" w:eastAsia="FangSong" w:cs="Times New Roman"/>
-        </w:rPr>
-        <w:t xml:space="preserve">试写出</w:t>
-      </w:r>
-      <w:r>
-        <w:rPr>
-          <w:rFonts w:ascii="Times New Roman" w:hAnsi="Times New Roman" w:eastAsia="Times New Roman" w:cs="Times New Roman"/>
-        </w:rPr>
-        <w:t xml:space="preserve"> </w:t>
-      </w:r>
-      <m:oMath>
-        <m:sSub>
-          <m:e>
-            <m:r>
-              <m:t>N</m:t>
-            </m:r>
-          </m:e>
-          <m:sub>
-            <m:r>
-              <m:t>2</m:t>
-            </m:r>
-          </m:sub>
-        </m:sSub>
-        <m:sSub>
-          <m:e>
-            <m:r>
-              <m:t>O</m:t>
-            </m:r>
-          </m:e>
-          <m:sub>
-            <m:r>
-              <m:t>4</m:t>
-            </m:r>
-          </m:sub>
-        </m:sSub>
-      </m:oMath>
-      <w:r>
-        <w:rPr>
-          <w:rFonts w:ascii="Times New Roman" w:hAnsi="Times New Roman" w:eastAsia="Times New Roman" w:cs="Times New Roman"/>
-        </w:rPr>
-        <w:t xml:space="preserve"> </w:t>
-      </w:r>
-      <w:r>
-        <w:rPr>
-          <w:rFonts w:hint="eastAsia" w:ascii="Times New Roman" w:hAnsi="Times New Roman" w:eastAsia="FangSong" w:cs="Times New Roman"/>
-        </w:rPr>
-        <w:t xml:space="preserve">中</w:t>
-      </w:r>
-      <w:r>
-        <w:rPr>
-          <w:rFonts w:ascii="Times New Roman" w:hAnsi="Times New Roman" w:eastAsia="Times New Roman" w:cs="Times New Roman"/>
-        </w:rPr>
-        <w:t xml:space="preserve"> N、N </w:t>
-      </w:r>
-      <w:r>
-        <w:rPr>
-          <w:rFonts w:hint="eastAsia" w:ascii="Times New Roman" w:hAnsi="Times New Roman" w:eastAsia="FangSong" w:cs="Times New Roman"/>
-        </w:rPr>
-        <w:t xml:space="preserve">连接的一种</w:t>
-      </w:r>
-      <w:r>
-        <w:rPr>
-          <w:rFonts w:ascii="Times New Roman" w:hAnsi="Times New Roman" w:eastAsia="Times New Roman" w:cs="Times New Roman"/>
-        </w:rPr>
-        <w:t xml:space="preserve"> Lewis </w:t>
-      </w:r>
-      <w:r>
-        <w:rPr>
-          <w:rFonts w:hint="eastAsia" w:ascii="Times New Roman" w:hAnsi="Times New Roman" w:eastAsia="FangSong" w:cs="Times New Roman"/>
-        </w:rPr>
-        <w:t>结构式并标出形式电荷</w:t>
-      </w:r>
-      <w:r>
-        <w:rPr>
-          <w:rFonts w:hint="eastAsia" w:ascii="Times New Roman" w:hAnsi="Times New Roman" w:eastAsia="Times New Roman" w:cs="Times New Roman"/>
-        </w:rPr>
-        <w:t>____。</w:t>
-      </w:r>
-    </w:p>
-    <w:p>
-      <w:pPr>
-        <w:numPr>
-          <w:ilvl w:val="0"/>
-          <w:numId w:val="1008"/>
-        </w:numPr>
-      </w:pPr>
-      <m:oMath>
-        <m:sSub>
-          <m:e>
-            <m:r>
-              <m:t>N</m:t>
-            </m:r>
-          </m:e>
-          <m:sub>
-            <m:r>
-              <m:t>2</m:t>
-            </m:r>
-          </m:sub>
-        </m:sSub>
-        <m:sSub>
-          <m:e>
-            <m:r>
-              <m:t>H</m:t>
-            </m:r>
-          </m:e>
-          <m:sub>
-            <m:r>
-              <m:t>4</m:t>
-            </m:r>
-          </m:sub>
-        </m:sSub>
-      </m:oMath>
-      <w:r>
-        <w:rPr>
-          <w:rFonts w:ascii="Times New Roman" w:hAnsi="Times New Roman" w:eastAsia="Times New Roman" w:cs="Times New Roman"/>
-        </w:rPr>
-        <w:t xml:space="preserve"> </w:t>
-      </w:r>
-      <w:r>
-        <w:rPr>
-          <w:rFonts w:hint="eastAsia" w:ascii="Times New Roman" w:hAnsi="Times New Roman" w:eastAsia="FangSong" w:cs="Times New Roman"/>
-        </w:rPr>
-        <w:t xml:space="preserve">与</w:t>
-      </w:r>
-      <w:r>
-        <w:rPr>
-          <w:rFonts w:ascii="Times New Roman" w:hAnsi="Times New Roman" w:eastAsia="Times New Roman" w:cs="Times New Roman"/>
-        </w:rPr>
-        <w:t xml:space="preserve"> </w:t>
-      </w:r>
-      <m:oMath>
-        <m:sSub>
-          <m:e>
-            <m:r>
-              <m:t>N</m:t>
-            </m:r>
-          </m:e>
-          <m:sub>
-            <m:r>
-              <m:t>2</m:t>
-            </m:r>
-          </m:sub>
-        </m:sSub>
-        <m:sSub>
-          <m:e>
-            <m:r>
-              <m:t>O</m:t>
-            </m:r>
-          </m:e>
-          <m:sub>
-            <m:r>
-              <m:t>4</m:t>
-            </m:r>
-          </m:sub>
-        </m:sSub>
-      </m:oMath>
-      <w:r>
-        <w:rPr>
-          <w:rFonts w:ascii="Times New Roman" w:hAnsi="Times New Roman" w:eastAsia="Times New Roman" w:cs="Times New Roman"/>
-        </w:rPr>
-        <w:t xml:space="preserve"> </w:t>
-      </w:r>
-      <w:r>
-        <w:rPr>
-          <w:rFonts w:hint="eastAsia" w:ascii="Times New Roman" w:hAnsi="Times New Roman" w:eastAsia="FangSong" w:cs="Times New Roman"/>
-        </w:rPr>
-        <w:t>比较</w:t>
-      </w:r>
-      <w:r>
-        <w:rPr>
-          <w:rFonts w:hint="eastAsia" w:ascii="Times New Roman" w:hAnsi="Times New Roman" w:eastAsia="Times New Roman" w:cs="Times New Roman"/>
-        </w:rPr>
-        <w:t>，____</w:t>
-      </w:r>
-      <w:r>
-        <w:rPr>
-          <w:rFonts w:hint="eastAsia" w:ascii="Times New Roman" w:hAnsi="Times New Roman" w:eastAsia="FangSong" w:cs="Times New Roman"/>
-        </w:rPr>
-        <w:t>的</w:t>
-      </w:r>
-      <w:r>
-        <w:rPr>
-          <w:rFonts w:ascii="Times New Roman" w:hAnsi="Times New Roman" w:eastAsia="Times New Roman" w:cs="Times New Roman"/>
-        </w:rPr>
-        <w:t xml:space="preserve"> N—N </w:t>
-      </w:r>
-      <w:r>
-        <w:rPr>
-          <w:rFonts w:hint="eastAsia" w:ascii="Times New Roman" w:hAnsi="Times New Roman" w:eastAsia="FangSong" w:cs="Times New Roman"/>
-        </w:rPr>
-        <w:t>键长较长</w:t>
-      </w:r>
-      <w:r>
-        <w:rPr>
-          <w:rFonts w:hint="eastAsia" w:ascii="Times New Roman" w:hAnsi="Times New Roman" w:eastAsia="Times New Roman" w:cs="Times New Roman"/>
-        </w:rPr>
-        <w:t>，</w:t>
-      </w:r>
-      <w:r>
-        <w:rPr>
-          <w:rFonts w:hint="eastAsia" w:ascii="Times New Roman" w:hAnsi="Times New Roman" w:eastAsia="FangSong" w:cs="Times New Roman"/>
-        </w:rPr>
-        <w:t>其理由是</w:t>
-      </w:r>
-      <w:r>
-        <w:rPr>
-          <w:rFonts w:hint="eastAsia" w:ascii="Times New Roman" w:hAnsi="Times New Roman" w:eastAsia="Times New Roman" w:cs="Times New Roman"/>
-        </w:rPr>
-        <w:t>____。</w:t>
-      </w:r>
-    </w:p>
-    <w:p>
-      <w:pPr>
-        <w:spacing w:before="160" w:after="80"/>
-      </w:pPr>
-      <w:r>
-        <w:pict>
-          <v:rect style="width:0;height:1.5pt" o:hralign="center" o:hrstd="t" o:hr="t"/>
-        </w:pict>
-      </w:r>
-    </w:p>
-    <w:bookmarkEnd w:id="23"/>
-    <w:bookmarkStart w:id="27" w:name="碳的同素异形体"/>
-    <w:p>
-      <w:pPr>
-        <w:pStyle w:val="Heading2"/>
-        <w:spacing w:before="280" w:after="120"/>
-      </w:pPr>
-      <w:r>
-        <w:rPr>
-          <w:rFonts w:ascii="Times New Roman" w:hAnsi="Times New Roman" w:eastAsia="Times New Roman" w:cs="Times New Roman"/>
-        </w:rPr>
-        <w:t xml:space="preserve">99.12 </w:t>
-      </w:r>
-      <w:r>
-        <w:rPr>
-          <w:rFonts w:hint="eastAsia" w:ascii="Times New Roman" w:hAnsi="Times New Roman" w:eastAsia="SimHei" w:cs="Times New Roman"/>
-        </w:rPr>
-        <w:t xml:space="preserve">碳的同素异形体</w:t>
-      </w:r>
-    </w:p>
-    <w:p>
-      <w:pPr>
-        <w:pStyle w:val="FirstParagraph"/>
-      </w:pPr>
-      <w:r>
-        <w:rPr>
-          <w:rFonts w:ascii="Times New Roman" w:hAnsi="Times New Roman" w:eastAsia="Times New Roman" w:cs="Times New Roman"/>
-        </w:rPr>
-        <w:t xml:space="preserve">2010 </w:t>
-      </w:r>
-      <w:r>
-        <w:rPr>
-          <w:rFonts w:hint="eastAsia" w:ascii="Times New Roman" w:hAnsi="Times New Roman" w:eastAsia="FangSong" w:cs="Times New Roman"/>
-        </w:rPr>
-        <w:t>年诺贝尔物理学奖授予英国曼彻斯特大学科学家安德烈</w:t>
-      </w:r>
-      <w:r>
-        <w:rPr>
-          <w:rFonts w:hint="eastAsia" w:ascii="Times New Roman" w:hAnsi="Times New Roman" w:eastAsia="Times New Roman" w:cs="Times New Roman"/>
-        </w:rPr>
-        <w:t>·</w:t>
-      </w:r>
-      <w:r>
-        <w:rPr>
-          <w:rFonts w:hint="eastAsia" w:ascii="Times New Roman" w:hAnsi="Times New Roman" w:eastAsia="FangSong" w:cs="Times New Roman"/>
-        </w:rPr>
-        <w:t>海姆和康斯坦丁</w:t>
-      </w:r>
-      <w:r>
-        <w:rPr>
-          <w:rFonts w:hint="eastAsia" w:ascii="Times New Roman" w:hAnsi="Times New Roman" w:eastAsia="Times New Roman" w:cs="Times New Roman"/>
-        </w:rPr>
-        <w:t>·</w:t>
-      </w:r>
-      <w:r>
-        <w:rPr>
-          <w:rFonts w:hint="eastAsia" w:ascii="Times New Roman" w:hAnsi="Times New Roman" w:eastAsia="FangSong" w:cs="Times New Roman"/>
-        </w:rPr>
-        <w:t>诺沃肖洛夫</w:t>
-      </w:r>
-      <w:r>
-        <w:rPr>
-          <w:rFonts w:hint="eastAsia" w:ascii="Times New Roman" w:hAnsi="Times New Roman" w:eastAsia="Times New Roman" w:cs="Times New Roman"/>
-        </w:rPr>
-        <w:t>，</w:t>
-      </w:r>
-      <w:r>
-        <w:rPr>
-          <w:rFonts w:hint="eastAsia" w:ascii="Times New Roman" w:hAnsi="Times New Roman" w:eastAsia="FangSong" w:cs="Times New Roman"/>
-        </w:rPr>
-        <w:t>以表彰他们在石墨烯材料方面的卓越研究</w:t>
-      </w:r>
-      <w:r>
-        <w:rPr>
-          <w:rFonts w:hint="eastAsia" w:ascii="Times New Roman" w:hAnsi="Times New Roman" w:eastAsia="Times New Roman" w:cs="Times New Roman"/>
-        </w:rPr>
-        <w:t>。</w:t>
-      </w:r>
-      <w:r>
-        <w:rPr>
-          <w:rFonts w:hint="eastAsia" w:ascii="Times New Roman" w:hAnsi="Times New Roman" w:eastAsia="FangSong" w:cs="Times New Roman"/>
-        </w:rPr>
-        <w:t>石墨烯具有优异的电学性能以及出色的热力学稳定性</w:t>
-      </w:r>
-      <w:r>
-        <w:rPr>
-          <w:rFonts w:hint="eastAsia" w:ascii="Times New Roman" w:hAnsi="Times New Roman" w:eastAsia="Times New Roman" w:cs="Times New Roman"/>
-        </w:rPr>
-        <w:t>。</w:t>
-      </w:r>
-      <w:r>
-        <w:rPr>
-          <w:rFonts w:hint="eastAsia" w:ascii="Times New Roman" w:hAnsi="Times New Roman" w:eastAsia="FangSong" w:cs="Times New Roman"/>
-        </w:rPr>
-        <w:t>它的结构如右图</w:t>
-      </w:r>
-      <w:r>
-        <w:rPr>
-          <w:rFonts w:hint="eastAsia" w:ascii="Times New Roman" w:hAnsi="Times New Roman" w:eastAsia="Times New Roman" w:cs="Times New Roman"/>
-        </w:rPr>
-        <w:t>。</w:t>
-      </w:r>
-      <w:r>
-        <w:rPr>
-          <w:rFonts w:hint="eastAsia" w:ascii="Times New Roman" w:hAnsi="Times New Roman" w:eastAsia="FangSong" w:cs="Times New Roman"/>
-        </w:rPr>
-        <w:t>下列说法不正确的是</w:t>
-      </w:r>
-      <w:r>
-        <w:rPr>
-          <w:rFonts w:hint="eastAsia" w:ascii="Times New Roman" w:hAnsi="Times New Roman" w:eastAsia="Times New Roman" w:cs="Times New Roman"/>
-        </w:rPr>
-        <w:t>（</w:t>
-      </w:r>
-      <w:r>
-        <w:rPr>
-          <w:rFonts w:ascii="Times New Roman" w:hAnsi="Times New Roman" w:eastAsia="Times New Roman" w:cs="Times New Roman"/>
-        </w:rPr>
-        <w:t xml:space="preserve"> </w:t>
-      </w:r>
-      <w:r>
-        <w:rPr>
-          <w:rFonts w:hint="eastAsia" w:ascii="Times New Roman" w:hAnsi="Times New Roman" w:eastAsia="Times New Roman" w:cs="Times New Roman"/>
-        </w:rPr>
-        <w:t xml:space="preserve">）。</w:t>
-      </w:r>
-    </w:p>
-    <w:p>
-      <w:pPr>
-        <w:pStyle w:val="BodyText"/>
-      </w:pPr>
-      <w:r>
-        <w:rPr>
-          <w:rFonts w:ascii="Times New Roman" w:hAnsi="Times New Roman" w:eastAsia="Times New Roman" w:cs="Times New Roman"/>
-        </w:rPr>
-        <w:t xml:space="preserve">A. </w:t>
-      </w:r>
-      <w:r>
-        <w:rPr>
-          <w:rFonts w:hint="eastAsia" w:ascii="Times New Roman" w:hAnsi="Times New Roman" w:eastAsia="FangSong" w:cs="Times New Roman"/>
-        </w:rPr>
-        <w:t>石墨烯与金刚石</w:t>
-      </w:r>
-      <w:r>
-        <w:rPr>
-          <w:rFonts w:hint="eastAsia" w:ascii="Times New Roman" w:hAnsi="Times New Roman" w:eastAsia="Times New Roman" w:cs="Times New Roman"/>
-        </w:rPr>
-        <w:t>、</w:t>
-      </w:r>
-      <w:r>
-        <w:rPr>
-          <w:rFonts w:hint="eastAsia" w:ascii="Times New Roman" w:hAnsi="Times New Roman" w:eastAsia="FangSong" w:cs="Times New Roman"/>
-        </w:rPr>
-        <w:t>石墨</w:t>
-      </w:r>
-      <w:r>
-        <w:rPr>
-          <w:rFonts w:hint="eastAsia" w:ascii="Times New Roman" w:hAnsi="Times New Roman" w:eastAsia="Times New Roman" w:cs="Times New Roman"/>
-        </w:rPr>
-        <w:t>、</w:t>
-      </w:r>
-      <m:oMath>
-        <m:sSub>
-          <m:e>
-            <m:r>
-              <m:t>C</m:t>
-            </m:r>
-          </m:e>
-          <m:sub>
-            <m:r>
-              <m:t>60</m:t>
-            </m:r>
-          </m:sub>
-        </m:sSub>
-      </m:oMath>
-      <w:r>
-        <w:rPr>
-          <w:rFonts w:ascii="Times New Roman" w:hAnsi="Times New Roman" w:eastAsia="Times New Roman" w:cs="Times New Roman"/>
-        </w:rPr>
-        <w:t xml:space="preserve"> </w:t>
-      </w:r>
-      <w:r>
-        <w:rPr>
-          <w:rFonts w:hint="eastAsia" w:ascii="Times New Roman" w:hAnsi="Times New Roman" w:eastAsia="FangSong" w:cs="Times New Roman"/>
-        </w:rPr>
-        <w:t xml:space="preserve">互为同素异形体</w:t>
-      </w:r>
-    </w:p>
-    <w:p>
-      <w:pPr>
-        <w:pStyle w:val="BodyText"/>
-      </w:pPr>
-      <w:r>
-        <w:rPr>
-          <w:rFonts w:ascii="Times New Roman" w:hAnsi="Times New Roman" w:eastAsia="Times New Roman" w:cs="Times New Roman"/>
-        </w:rPr>
-        <w:t xml:space="preserve">B. </w:t>
-      </w:r>
-      <w:r>
-        <w:rPr>
-          <w:rFonts w:hint="eastAsia" w:ascii="Times New Roman" w:hAnsi="Times New Roman" w:eastAsia="FangSong" w:cs="Times New Roman"/>
-        </w:rPr>
-        <w:t>石墨烯导电</w:t>
-      </w:r>
-      <w:r>
-        <w:rPr>
-          <w:rFonts w:hint="eastAsia" w:ascii="Times New Roman" w:hAnsi="Times New Roman" w:eastAsia="Times New Roman" w:cs="Times New Roman"/>
-        </w:rPr>
-        <w:t>，</w:t>
-      </w:r>
-      <w:r>
-        <w:rPr>
-          <w:rFonts w:hint="eastAsia" w:ascii="Times New Roman" w:hAnsi="Times New Roman" w:eastAsia="FangSong" w:cs="Times New Roman"/>
-        </w:rPr>
-        <w:t>属于化学变化</w:t>
-      </w:r>
-    </w:p>
-    <w:p>
-      <w:pPr>
-        <w:pStyle w:val="BodyText"/>
-      </w:pPr>
-      <w:r>
-        <w:rPr>
-          <w:rFonts w:ascii="Times New Roman" w:hAnsi="Times New Roman" w:eastAsia="Times New Roman" w:cs="Times New Roman"/>
-        </w:rPr>
-        <w:t xml:space="preserve">C. </w:t>
-      </w:r>
-      <w:r>
-        <w:rPr>
-          <w:rFonts w:hint="eastAsia" w:ascii="Times New Roman" w:hAnsi="Times New Roman" w:eastAsia="FangSong" w:cs="Times New Roman"/>
-        </w:rPr>
-        <w:t xml:space="preserve">石墨烯中碳原子间以共价键相联</w:t>
-      </w:r>
-    </w:p>
-    <w:p>
-      <w:pPr>
-        <w:pStyle w:val="BodyText"/>
-      </w:pPr>
-      <w:r>
-        <w:rPr>
-          <w:rFonts w:ascii="Times New Roman" w:hAnsi="Times New Roman" w:eastAsia="Times New Roman" w:cs="Times New Roman"/>
-        </w:rPr>
-        <w:t xml:space="preserve">D. 12 g </w:t>
-      </w:r>
-      <w:r>
-        <w:rPr>
-          <w:rFonts w:hint="eastAsia" w:ascii="Times New Roman" w:hAnsi="Times New Roman" w:eastAsia="FangSong" w:cs="Times New Roman"/>
-        </w:rPr>
-        <w:t xml:space="preserve">石墨烯中含有正六边形数目约为</w:t>
-      </w:r>
-      <w:r>
-        <w:rPr>
-          <w:rFonts w:ascii="Times New Roman" w:hAnsi="Times New Roman" w:eastAsia="Times New Roman" w:cs="Times New Roman"/>
-        </w:rPr>
-        <w:t xml:space="preserve"> </w:t>
-      </w:r>
-      <m:oMath>
-        <m:oMathPr>
-          <m:ctrlPr>
-            <w:rPr>
-              <w:sz w:val="28"/>
-              <w:szCs w:val="28"/>
-            </w:rPr>
-          </m:ctrlPr>
-        </m:oMathPr>
         <m:r>
           <m:t>3.01</m:t>
         </m:r>
@@ -10030,7 +9827,7 @@
         </w:rPr>
         <w:drawing>
           <wp:inline>
-            <wp:extent cx="3240000" cy="2802413"/>
+            <wp:extent cx="3239999" cy="2802413"/>
             <wp:effectExtent b="0" l="0" r="0" t="0"/>
             <wp:docPr descr="" title="" id="25" name="Picture"/>
             <a:graphic>
@@ -10051,7 +9848,7 @@
                   <pic:spPr bwMode="auto">
                     <a:xfrm>
                       <a:off x="0" y="0"/>
-                      <a:ext cx="3240000" cy="2802413"/>
+                      <a:ext cx="3239999" cy="2802413"/>
                     </a:xfrm>
                     <a:prstGeom prst="rect">
                       <a:avLst/>
@@ -10072,6 +9869,16 @@
     </w:p>
     <w:p>
       <w:pPr>
+        <w:spacing w:before="0" w:after="0"/>
+      </w:pPr>
+    </w:p>
+    <w:p>
+      <w:pPr>
+        <w:spacing w:before="0" w:after="0"/>
+      </w:pPr>
+    </w:p>
+    <w:p>
+      <w:pPr>
         <w:spacing w:before="160" w:after="80"/>
       </w:pPr>
       <w:r>
@@ -10128,6 +9935,21 @@
         </w:rPr>
         <w:t>？</w:t>
       </w:r>
+    </w:p>
+    <w:p>
+      <w:pPr>
+        <w:spacing w:before="0" w:after="0"/>
+      </w:pPr>
+    </w:p>
+    <w:p>
+      <w:pPr>
+        <w:spacing w:before="0" w:after="0"/>
+      </w:pPr>
+    </w:p>
+    <w:p>
+      <w:pPr>
+        <w:spacing w:before="0" w:after="0"/>
+      </w:pPr>
     </w:p>
     <w:p>
       <w:pPr>
@@ -10423,6 +10245,31 @@
     </w:p>
     <w:p>
       <w:pPr>
+        <w:spacing w:before="0" w:after="0"/>
+      </w:pPr>
+    </w:p>
+    <w:p>
+      <w:pPr>
+        <w:spacing w:before="0" w:after="0"/>
+      </w:pPr>
+    </w:p>
+    <w:p>
+      <w:pPr>
+        <w:spacing w:before="0" w:after="0"/>
+      </w:pPr>
+    </w:p>
+    <w:p>
+      <w:pPr>
+        <w:spacing w:before="0" w:after="0"/>
+      </w:pPr>
+    </w:p>
+    <w:p>
+      <w:pPr>
+        <w:spacing w:before="0" w:after="0"/>
+      </w:pPr>
+    </w:p>
+    <w:p>
+      <w:pPr>
         <w:spacing w:before="160" w:after="80"/>
       </w:pPr>
       <w:r>
@@ -10602,6 +10449,31 @@
     </w:p>
     <w:p>
       <w:pPr>
+        <w:spacing w:before="0" w:after="0"/>
+      </w:pPr>
+    </w:p>
+    <w:p>
+      <w:pPr>
+        <w:spacing w:before="0" w:after="0"/>
+      </w:pPr>
+    </w:p>
+    <w:p>
+      <w:pPr>
+        <w:spacing w:before="0" w:after="0"/>
+      </w:pPr>
+    </w:p>
+    <w:p>
+      <w:pPr>
+        <w:spacing w:before="0" w:after="0"/>
+      </w:pPr>
+    </w:p>
+    <w:p>
+      <w:pPr>
+        <w:spacing w:before="0" w:after="0"/>
+      </w:pPr>
+    </w:p>
+    <w:p>
+      <w:pPr>
         <w:spacing w:before="160" w:after="80"/>
       </w:pPr>
       <w:r>
@@ -10778,6 +10650,31 @@
         </w:rPr>
         <w:t xml:space="preserve">”</w:t>
       </w:r>
+    </w:p>
+    <w:p>
+      <w:pPr>
+        <w:spacing w:before="0" w:after="0"/>
+      </w:pPr>
+    </w:p>
+    <w:p>
+      <w:pPr>
+        <w:spacing w:before="0" w:after="0"/>
+      </w:pPr>
+    </w:p>
+    <w:p>
+      <w:pPr>
+        <w:spacing w:before="0" w:after="0"/>
+      </w:pPr>
+    </w:p>
+    <w:p>
+      <w:pPr>
+        <w:spacing w:before="0" w:after="0"/>
+      </w:pPr>
+    </w:p>
+    <w:p>
+      <w:pPr>
+        <w:spacing w:before="0" w:after="0"/>
+      </w:pPr>
     </w:p>
     <w:p>
       <w:pPr>
@@ -10987,6 +10884,21 @@
         </w:rPr>
         <w:t>。</w:t>
       </w:r>
+    </w:p>
+    <w:p>
+      <w:pPr>
+        <w:spacing w:before="0" w:after="0"/>
+      </w:pPr>
+    </w:p>
+    <w:p>
+      <w:pPr>
+        <w:spacing w:before="0" w:after="0"/>
+      </w:pPr>
+    </w:p>
+    <w:p>
+      <w:pPr>
+        <w:spacing w:before="0" w:after="0"/>
+      </w:pPr>
     </w:p>
     <w:p>
       <w:pPr>
@@ -11235,6 +11147,21 @@
     </w:p>
     <w:p>
       <w:pPr>
+        <w:spacing w:before="0" w:after="0"/>
+      </w:pPr>
+    </w:p>
+    <w:p>
+      <w:pPr>
+        <w:spacing w:before="0" w:after="0"/>
+      </w:pPr>
+    </w:p>
+    <w:p>
+      <w:pPr>
+        <w:spacing w:before="0" w:after="0"/>
+      </w:pPr>
+    </w:p>
+    <w:p>
+      <w:pPr>
         <w:spacing w:before="160" w:after="80"/>
       </w:pPr>
       <w:r>
@@ -11516,6 +11443,21 @@
     </w:p>
     <w:p>
       <w:pPr>
+        <w:spacing w:before="0" w:after="0"/>
+      </w:pPr>
+    </w:p>
+    <w:p>
+      <w:pPr>
+        <w:spacing w:before="0" w:after="0"/>
+      </w:pPr>
+    </w:p>
+    <w:p>
+      <w:pPr>
+        <w:spacing w:before="0" w:after="0"/>
+      </w:pPr>
+    </w:p>
+    <w:p>
+      <w:pPr>
         <w:spacing w:before="160" w:after="80"/>
       </w:pPr>
       <w:r>
@@ -11588,6 +11530,21 @@
     </w:p>
     <w:p>
       <w:pPr>
+        <w:spacing w:before="0" w:after="0"/>
+      </w:pPr>
+    </w:p>
+    <w:p>
+      <w:pPr>
+        <w:spacing w:before="0" w:after="0"/>
+      </w:pPr>
+    </w:p>
+    <w:p>
+      <w:pPr>
+        <w:spacing w:before="0" w:after="0"/>
+      </w:pPr>
+    </w:p>
+    <w:p>
+      <w:pPr>
         <w:spacing w:before="160" w:after="80"/>
       </w:pPr>
       <w:r>
@@ -11668,6 +11625,21 @@
         </w:rPr>
         <w:t>。</w:t>
       </w:r>
+    </w:p>
+    <w:p>
+      <w:pPr>
+        <w:spacing w:before="0" w:after="0"/>
+      </w:pPr>
+    </w:p>
+    <w:p>
+      <w:pPr>
+        <w:spacing w:before="0" w:after="0"/>
+      </w:pPr>
+    </w:p>
+    <w:p>
+      <w:pPr>
+        <w:spacing w:before="0" w:after="0"/>
+      </w:pPr>
     </w:p>
     <w:p>
       <w:pPr>
@@ -11941,6 +11913,21 @@
     </w:p>
     <w:p>
       <w:pPr>
+        <w:spacing w:before="0" w:after="0"/>
+      </w:pPr>
+    </w:p>
+    <w:p>
+      <w:pPr>
+        <w:spacing w:before="0" w:after="0"/>
+      </w:pPr>
+    </w:p>
+    <w:p>
+      <w:pPr>
+        <w:spacing w:before="0" w:after="0"/>
+      </w:pPr>
+    </w:p>
+    <w:p>
+      <w:pPr>
         <w:spacing w:before="160" w:after="80"/>
       </w:pPr>
       <w:r>
@@ -12342,6 +12329,31 @@
         </w:rPr>
         <w:t>金属键数目</w:t>
       </w:r>
+    </w:p>
+    <w:p>
+      <w:pPr>
+        <w:spacing w:before="0" w:after="0"/>
+      </w:pPr>
+    </w:p>
+    <w:p>
+      <w:pPr>
+        <w:spacing w:before="0" w:after="0"/>
+      </w:pPr>
+    </w:p>
+    <w:p>
+      <w:pPr>
+        <w:spacing w:before="0" w:after="0"/>
+      </w:pPr>
+    </w:p>
+    <w:p>
+      <w:pPr>
+        <w:spacing w:before="0" w:after="0"/>
+      </w:pPr>
+    </w:p>
+    <w:p>
+      <w:pPr>
+        <w:spacing w:before="0" w:after="0"/>
+      </w:pPr>
     </w:p>
     <w:p>
       <w:pPr>
@@ -13734,6 +13746,46 @@
     </w:p>
     <w:p>
       <w:pPr>
+        <w:spacing w:before="0" w:after="0"/>
+      </w:pPr>
+    </w:p>
+    <w:p>
+      <w:pPr>
+        <w:spacing w:before="0" w:after="0"/>
+      </w:pPr>
+    </w:p>
+    <w:p>
+      <w:pPr>
+        <w:spacing w:before="0" w:after="0"/>
+      </w:pPr>
+    </w:p>
+    <w:p>
+      <w:pPr>
+        <w:spacing w:before="0" w:after="0"/>
+      </w:pPr>
+    </w:p>
+    <w:p>
+      <w:pPr>
+        <w:spacing w:before="0" w:after="0"/>
+      </w:pPr>
+    </w:p>
+    <w:p>
+      <w:pPr>
+        <w:spacing w:before="0" w:after="0"/>
+      </w:pPr>
+    </w:p>
+    <w:p>
+      <w:pPr>
+        <w:spacing w:before="0" w:after="0"/>
+      </w:pPr>
+    </w:p>
+    <w:p>
+      <w:pPr>
+        <w:spacing w:before="0" w:after="0"/>
+      </w:pPr>
+    </w:p>
+    <w:p>
+      <w:pPr>
         <w:spacing w:before="160" w:after="80"/>
       </w:pPr>
       <w:r>
@@ -14495,7 +14547,7 @@
         </w:rPr>
         <w:drawing>
           <wp:inline>
-            <wp:extent cx="2413000" cy="2120900"/>
+            <wp:extent cx="2413000" cy="2088672"/>
             <wp:effectExtent b="0" l="0" r="0" t="0"/>
             <wp:docPr descr="" title="" id="42" name="Picture"/>
             <a:graphic>
@@ -14516,7 +14568,7 @@
                   <pic:spPr bwMode="auto">
                     <a:xfrm>
                       <a:off x="0" y="0"/>
-                      <a:ext cx="2413000" cy="2120900"/>
+                      <a:ext cx="2413000" cy="2088672"/>
                     </a:xfrm>
                     <a:prstGeom prst="rect">
                       <a:avLst/>
@@ -15260,7 +15312,7 @@
         </w:rPr>
         <w:drawing>
           <wp:inline>
-            <wp:extent cx="3600000" cy="2314960"/>
+            <wp:extent cx="3600000" cy="2304762"/>
             <wp:effectExtent b="0" l="0" r="0" t="0"/>
             <wp:docPr descr="" title="" id="45" name="Picture"/>
             <a:graphic>
@@ -15281,7 +15333,7 @@
                   <pic:spPr bwMode="auto">
                     <a:xfrm>
                       <a:off x="0" y="0"/>
-                      <a:ext cx="3600000" cy="2314960"/>
+                      <a:ext cx="3600000" cy="2304762"/>
                     </a:xfrm>
                     <a:prstGeom prst="rect">
                       <a:avLst/>
@@ -15299,6 +15351,16 @@
           </wp:inline>
         </w:drawing>
       </w:r>
+    </w:p>
+    <w:p>
+      <w:pPr>
+        <w:spacing w:before="0" w:after="0"/>
+      </w:pPr>
+    </w:p>
+    <w:p>
+      <w:pPr>
+        <w:spacing w:before="0" w:after="0"/>
+      </w:pPr>
     </w:p>
     <w:p>
       <w:pPr>

--- a/00-首页/题组Word/习题书/第二篇-结构化学/第二篇-结构化学-99-综合题-学生版.docx
+++ b/00-首页/题组Word/习题书/第二篇-结构化学/第二篇-结构化学-99-综合题-学生版.docx
@@ -2356,8 +2356,8 @@
     <w:p>
       <w:pPr>
         <w:pStyle w:val="BodyText"/>
+        <w:spacing w:before="0" w:after="0"/>
         <w:ind w:left="480" w:hanging="480"/>
-        <w:spacing w:after="0"/>
       </w:pPr>
       <w:r>
         <w:rPr>
@@ -2407,14 +2407,57 @@
     <w:p>
       <w:pPr>
         <w:pStyle w:val="BodyText"/>
+        <w:spacing w:before="0" w:after="0"/>
         <w:ind w:left="480" w:hanging="480"/>
+      </w:pPr>
+      <w:r>
+        <w:rPr>
+          <w:rFonts w:ascii="Times New Roman" w:hAnsi="Times New Roman" w:eastAsia="Times New Roman" w:cs="Times New Roman"/>
+        </w:rPr>
+        <w:t xml:space="preserve">A. </w:t>
+      </w:r>
+      <w:r>
+        <w:rPr>
+          <w:rFonts w:hint="eastAsia" w:ascii="Times New Roman" w:hAnsi="Times New Roman" w:eastAsia="Times New Roman" w:cs="Times New Roman"/>
+        </w:rPr>
+        <w:t>p</w:t>
+      </w:r>
+      <w:r>
+        <w:rPr>
+          <w:rFonts w:hint="eastAsia" w:ascii="Times New Roman" w:hAnsi="Times New Roman" w:eastAsia="FangSong" w:cs="Times New Roman"/>
+        </w:rPr>
+        <w:t>区和</w:t>
+      </w:r>
+      <w:r>
+        <w:rPr>
+          <w:rFonts w:hint="eastAsia" w:ascii="Times New Roman" w:hAnsi="Times New Roman" w:eastAsia="Times New Roman" w:cs="Times New Roman"/>
+        </w:rPr>
+        <w:t>s</w:t>
+      </w:r>
+      <w:r>
+        <w:rPr>
+          <w:rFonts w:hint="eastAsia" w:ascii="Times New Roman" w:hAnsi="Times New Roman" w:eastAsia="FangSong" w:cs="Times New Roman"/>
+        </w:rPr>
+        <w:t>区</w:t>
+      </w:r>
+      <w:r>
+        <w:rPr>
+          <w:rFonts w:ascii="Times New Roman" w:hAnsi="Times New Roman" w:eastAsia="Times New Roman" w:cs="Times New Roman"/>
+        </w:rPr>
+        <w:t xml:space="preserve"> </w:t>
+      </w:r>
+    </w:p>
+    <w:p>
+      <w:pPr>
+        <w:pStyle w:val="BodyText"/>
         <w:spacing w:before="0" w:after="0"/>
-      </w:pPr>
-      <w:r>
-        <w:rPr>
-          <w:rFonts w:ascii="Times New Roman" w:hAnsi="Times New Roman" w:eastAsia="Times New Roman" w:cs="Times New Roman"/>
-        </w:rPr>
-        <w:t xml:space="preserve">A. </w:t>
+        <w:ind w:left="480" w:hanging="480"/>
+      </w:pPr>
+      <w:r>
+        <w:rPr>
+          <w:rFonts w:ascii="Times New Roman" w:hAnsi="Times New Roman" w:eastAsia="Times New Roman" w:cs="Times New Roman"/>
+        </w:rPr>
+        <w:t xml:space="preserve">B. </w:t>
       </w:r>
       <w:r>
         <w:rPr>
@@ -2432,7 +2475,7 @@
         <w:rPr>
           <w:rFonts w:hint="eastAsia" w:ascii="Times New Roman" w:hAnsi="Times New Roman" w:eastAsia="Times New Roman" w:cs="Times New Roman"/>
         </w:rPr>
-        <w:t>s</w:t>
+        <w:t>d</w:t>
       </w:r>
       <w:r>
         <w:rPr>
@@ -2450,94 +2493,51 @@
     <w:p>
       <w:pPr>
         <w:pStyle w:val="BodyText"/>
+        <w:spacing w:before="0" w:after="0"/>
         <w:ind w:left="480" w:hanging="480"/>
+      </w:pPr>
+      <w:r>
+        <w:rPr>
+          <w:rFonts w:ascii="Times New Roman" w:hAnsi="Times New Roman" w:eastAsia="Times New Roman" w:cs="Times New Roman"/>
+        </w:rPr>
+        <w:t xml:space="preserve">C. </w:t>
+      </w:r>
+      <w:r>
+        <w:rPr>
+          <w:rFonts w:hint="eastAsia" w:ascii="Times New Roman" w:hAnsi="Times New Roman" w:eastAsia="Times New Roman" w:cs="Times New Roman"/>
+        </w:rPr>
+        <w:t>p</w:t>
+      </w:r>
+      <w:r>
+        <w:rPr>
+          <w:rFonts w:hint="eastAsia" w:ascii="Times New Roman" w:hAnsi="Times New Roman" w:eastAsia="FangSong" w:cs="Times New Roman"/>
+        </w:rPr>
+        <w:t>区和</w:t>
+      </w:r>
+      <w:r>
+        <w:rPr>
+          <w:rFonts w:hint="eastAsia" w:ascii="Times New Roman" w:hAnsi="Times New Roman" w:eastAsia="Times New Roman" w:cs="Times New Roman"/>
+        </w:rPr>
+        <w:t>ds</w:t>
+      </w:r>
+      <w:r>
+        <w:rPr>
+          <w:rFonts w:hint="eastAsia" w:ascii="Times New Roman" w:hAnsi="Times New Roman" w:eastAsia="FangSong" w:cs="Times New Roman"/>
+        </w:rPr>
+        <w:t>区</w:t>
+      </w:r>
+      <w:r>
+        <w:rPr>
+          <w:rFonts w:ascii="Times New Roman" w:hAnsi="Times New Roman" w:eastAsia="Times New Roman" w:cs="Times New Roman"/>
+        </w:rPr>
+        <w:t xml:space="preserve"> </w:t>
+      </w:r>
+    </w:p>
+    <w:p>
+      <w:pPr>
+        <w:pStyle w:val="BodyText"/>
         <w:spacing w:before="0" w:after="0"/>
-      </w:pPr>
-      <w:r>
-        <w:rPr>
-          <w:rFonts w:ascii="Times New Roman" w:hAnsi="Times New Roman" w:eastAsia="Times New Roman" w:cs="Times New Roman"/>
-        </w:rPr>
-        <w:t xml:space="preserve">B. </w:t>
-      </w:r>
-      <w:r>
-        <w:rPr>
-          <w:rFonts w:hint="eastAsia" w:ascii="Times New Roman" w:hAnsi="Times New Roman" w:eastAsia="Times New Roman" w:cs="Times New Roman"/>
-        </w:rPr>
-        <w:t>p</w:t>
-      </w:r>
-      <w:r>
-        <w:rPr>
-          <w:rFonts w:hint="eastAsia" w:ascii="Times New Roman" w:hAnsi="Times New Roman" w:eastAsia="FangSong" w:cs="Times New Roman"/>
-        </w:rPr>
-        <w:t>区和</w:t>
-      </w:r>
-      <w:r>
-        <w:rPr>
-          <w:rFonts w:hint="eastAsia" w:ascii="Times New Roman" w:hAnsi="Times New Roman" w:eastAsia="Times New Roman" w:cs="Times New Roman"/>
-        </w:rPr>
-        <w:t>d</w:t>
-      </w:r>
-      <w:r>
-        <w:rPr>
-          <w:rFonts w:hint="eastAsia" w:ascii="Times New Roman" w:hAnsi="Times New Roman" w:eastAsia="FangSong" w:cs="Times New Roman"/>
-        </w:rPr>
-        <w:t>区</w:t>
-      </w:r>
-      <w:r>
-        <w:rPr>
-          <w:rFonts w:ascii="Times New Roman" w:hAnsi="Times New Roman" w:eastAsia="Times New Roman" w:cs="Times New Roman"/>
-        </w:rPr>
-        <w:t xml:space="preserve"> </w:t>
-      </w:r>
-    </w:p>
-    <w:p>
-      <w:pPr>
-        <w:pStyle w:val="BodyText"/>
         <w:ind w:left="480" w:hanging="480"/>
-        <w:spacing w:before="0" w:after="0"/>
-      </w:pPr>
-      <w:r>
-        <w:rPr>
-          <w:rFonts w:ascii="Times New Roman" w:hAnsi="Times New Roman" w:eastAsia="Times New Roman" w:cs="Times New Roman"/>
-        </w:rPr>
-        <w:t xml:space="preserve">C. </w:t>
-      </w:r>
-      <w:r>
-        <w:rPr>
-          <w:rFonts w:hint="eastAsia" w:ascii="Times New Roman" w:hAnsi="Times New Roman" w:eastAsia="Times New Roman" w:cs="Times New Roman"/>
-        </w:rPr>
-        <w:t>p</w:t>
-      </w:r>
-      <w:r>
-        <w:rPr>
-          <w:rFonts w:hint="eastAsia" w:ascii="Times New Roman" w:hAnsi="Times New Roman" w:eastAsia="FangSong" w:cs="Times New Roman"/>
-        </w:rPr>
-        <w:t>区和</w:t>
-      </w:r>
-      <w:r>
-        <w:rPr>
-          <w:rFonts w:hint="eastAsia" w:ascii="Times New Roman" w:hAnsi="Times New Roman" w:eastAsia="Times New Roman" w:cs="Times New Roman"/>
-        </w:rPr>
-        <w:t>ds</w:t>
-      </w:r>
-      <w:r>
-        <w:rPr>
-          <w:rFonts w:hint="eastAsia" w:ascii="Times New Roman" w:hAnsi="Times New Roman" w:eastAsia="FangSong" w:cs="Times New Roman"/>
-        </w:rPr>
-        <w:t>区</w:t>
-      </w:r>
-      <w:r>
-        <w:rPr>
-          <w:rFonts w:ascii="Times New Roman" w:hAnsi="Times New Roman" w:eastAsia="Times New Roman" w:cs="Times New Roman"/>
-        </w:rPr>
-        <w:t xml:space="preserve"> </w:t>
-      </w:r>
-    </w:p>
-    <w:p>
-      <w:pPr>
-        <w:pStyle w:val="BodyText"/>
-        <w:ind w:left="480" w:hanging="480"/>
-        <w:spacing w:before="0" w:after="180"/>
       </w:pPr>
       <w:r>
         <w:rPr>
@@ -2619,6 +2619,14 @@
         <w:tblStyle w:val="Table"/>
         <w:tblW w:type="pct" w:w="5000"/>
         <w:tblLayout w:type="fixed"/>
+        <w:tblBorders>
+          <w:top w:val="single" w:sz="12" w:space="0" w:color="000000"/>
+          <w:left w:val="none" w:sz="0" w:space="0" w:color="auto"/>
+          <w:bottom w:val="single" w:sz="12" w:space="0" w:color="000000"/>
+          <w:right w:val="none" w:sz="0" w:space="0" w:color="auto"/>
+          <w:insideH w:val="none" w:sz="0" w:space="0" w:color="auto"/>
+          <w:insideV w:val="none" w:sz="0" w:space="0" w:color="auto"/>
+        </w:tblBorders>
         <w:tblLook w:firstRow="1" w:lastRow="0" w:firstColumn="0" w:lastColumn="0" w:noHBand="0" w:noVBand="0" w:val="0020"/>
       </w:tblPr>
       <w:tblGrid>
@@ -2641,7 +2649,11 @@
           <w:tblHeader w:val="on"/>
         </w:trPr>
         <w:tc>
-          <w:tcPr/>
+          <w:tcPr>
+            <w:tcBorders>
+              <w:bottom w:val="single" w:sz="8" w:space="0" w:color="000000"/>
+            </w:tcBorders>
+          </w:tcPr>
           <w:p>
             <w:pPr>
               <w:pStyle w:val="Compact"/>
@@ -2657,7 +2669,11 @@
           </w:p>
         </w:tc>
         <w:tc>
-          <w:tcPr/>
+          <w:tcPr>
+            <w:tcBorders>
+              <w:bottom w:val="single" w:sz="8" w:space="0" w:color="000000"/>
+            </w:tcBorders>
+          </w:tcPr>
           <w:p>
             <w:pPr>
               <w:pStyle w:val="Compact"/>
@@ -2673,7 +2689,11 @@
           </w:p>
         </w:tc>
         <w:tc>
-          <w:tcPr/>
+          <w:tcPr>
+            <w:tcBorders>
+              <w:bottom w:val="single" w:sz="8" w:space="0" w:color="000000"/>
+            </w:tcBorders>
+          </w:tcPr>
           <w:p>
             <w:pPr>
               <w:pStyle w:val="Compact"/>
@@ -2689,7 +2709,11 @@
           </w:p>
         </w:tc>
         <w:tc>
-          <w:tcPr/>
+          <w:tcPr>
+            <w:tcBorders>
+              <w:bottom w:val="single" w:sz="8" w:space="0" w:color="000000"/>
+            </w:tcBorders>
+          </w:tcPr>
           <w:p>
             <w:pPr>
               <w:pStyle w:val="Compact"/>
@@ -2705,7 +2729,11 @@
           </w:p>
         </w:tc>
         <w:tc>
-          <w:tcPr/>
+          <w:tcPr>
+            <w:tcBorders>
+              <w:bottom w:val="single" w:sz="8" w:space="0" w:color="000000"/>
+            </w:tcBorders>
+          </w:tcPr>
           <w:p>
             <w:pPr>
               <w:pStyle w:val="Compact"/>
@@ -2721,7 +2749,11 @@
           </w:p>
         </w:tc>
         <w:tc>
-          <w:tcPr/>
+          <w:tcPr>
+            <w:tcBorders>
+              <w:bottom w:val="single" w:sz="8" w:space="0" w:color="000000"/>
+            </w:tcBorders>
+          </w:tcPr>
           <w:p>
             <w:pPr>
               <w:pStyle w:val="Compact"/>
@@ -2737,7 +2769,11 @@
           </w:p>
         </w:tc>
         <w:tc>
-          <w:tcPr/>
+          <w:tcPr>
+            <w:tcBorders>
+              <w:bottom w:val="single" w:sz="8" w:space="0" w:color="000000"/>
+            </w:tcBorders>
+          </w:tcPr>
           <w:p>
             <w:pPr>
               <w:pStyle w:val="Compact"/>
@@ -2753,7 +2789,11 @@
           </w:p>
         </w:tc>
         <w:tc>
-          <w:tcPr/>
+          <w:tcPr>
+            <w:tcBorders>
+              <w:bottom w:val="single" w:sz="8" w:space="0" w:color="000000"/>
+            </w:tcBorders>
+          </w:tcPr>
           <w:p>
             <w:pPr>
               <w:pStyle w:val="Compact"/>
@@ -2769,7 +2809,11 @@
           </w:p>
         </w:tc>
         <w:tc>
-          <w:tcPr/>
+          <w:tcPr>
+            <w:tcBorders>
+              <w:bottom w:val="single" w:sz="8" w:space="0" w:color="000000"/>
+            </w:tcBorders>
+          </w:tcPr>
           <w:p>
             <w:pPr>
               <w:pStyle w:val="Compact"/>
@@ -2785,7 +2829,11 @@
           </w:p>
         </w:tc>
         <w:tc>
-          <w:tcPr/>
+          <w:tcPr>
+            <w:tcBorders>
+              <w:bottom w:val="single" w:sz="8" w:space="0" w:color="000000"/>
+            </w:tcBorders>
+          </w:tcPr>
           <w:p>
             <w:pPr>
               <w:pStyle w:val="Compact"/>
@@ -2801,7 +2849,11 @@
           </w:p>
         </w:tc>
         <w:tc>
-          <w:tcPr/>
+          <w:tcPr>
+            <w:tcBorders>
+              <w:bottom w:val="single" w:sz="8" w:space="0" w:color="000000"/>
+            </w:tcBorders>
+          </w:tcPr>
           <w:p>
             <w:pPr>
               <w:pStyle w:val="Compact"/>
@@ -2817,7 +2869,11 @@
           </w:p>
         </w:tc>
         <w:tc>
-          <w:tcPr/>
+          <w:tcPr>
+            <w:tcBorders>
+              <w:bottom w:val="single" w:sz="8" w:space="0" w:color="000000"/>
+            </w:tcBorders>
+          </w:tcPr>
           <w:p>
             <w:pPr>
               <w:pStyle w:val="Compact"/>
@@ -2833,7 +2889,11 @@
           </w:p>
         </w:tc>
         <w:tc>
-          <w:tcPr/>
+          <w:tcPr>
+            <w:tcBorders>
+              <w:bottom w:val="single" w:sz="8" w:space="0" w:color="000000"/>
+            </w:tcBorders>
+          </w:tcPr>
           <w:p>
             <w:pPr>
               <w:pStyle w:val="Compact"/>
@@ -4598,6 +4658,14 @@
       <w:tblPr>
         <w:tblStyle w:val="Table"/>
         <w:tblW w:type="auto" w:w="0"/>
+        <w:tblBorders>
+          <w:top w:val="single" w:sz="12" w:space="0" w:color="000000"/>
+          <w:left w:val="none" w:sz="0" w:space="0" w:color="auto"/>
+          <w:bottom w:val="single" w:sz="12" w:space="0" w:color="000000"/>
+          <w:right w:val="none" w:sz="0" w:space="0" w:color="auto"/>
+          <w:insideH w:val="none" w:sz="0" w:space="0" w:color="auto"/>
+          <w:insideV w:val="none" w:sz="0" w:space="0" w:color="auto"/>
+        </w:tblBorders>
         <w:tblLook w:firstRow="1" w:lastRow="0" w:firstColumn="0" w:lastColumn="0" w:noHBand="0" w:noVBand="0" w:val="0020"/>
       </w:tblPr>
       <w:tblGrid>
@@ -4610,7 +4678,11 @@
           <w:tblHeader w:val="on"/>
         </w:trPr>
         <w:tc>
-          <w:tcPr/>
+          <w:tcPr>
+            <w:tcBorders>
+              <w:bottom w:val="single" w:sz="8" w:space="0" w:color="000000"/>
+            </w:tcBorders>
+          </w:tcPr>
           <w:p>
             <w:pPr>
               <w:pStyle w:val="Compact"/>
@@ -4626,7 +4698,11 @@
           </w:p>
         </w:tc>
         <w:tc>
-          <w:tcPr/>
+          <w:tcPr>
+            <w:tcBorders>
+              <w:bottom w:val="single" w:sz="8" w:space="0" w:color="000000"/>
+            </w:tcBorders>
+          </w:tcPr>
           <w:p>
             <w:pPr>
               <w:pStyle w:val="Compact"/>
@@ -4649,7 +4725,11 @@
           </w:p>
         </w:tc>
         <w:tc>
-          <w:tcPr/>
+          <w:tcPr>
+            <w:tcBorders>
+              <w:bottom w:val="single" w:sz="8" w:space="0" w:color="000000"/>
+            </w:tcBorders>
+          </w:tcPr>
           <w:p>
             <w:pPr>
               <w:pStyle w:val="Compact"/>
@@ -7839,6 +7919,7 @@
     <w:p>
       <w:pPr>
         <w:pStyle w:val="BodyText"/>
+        <w:spacing w:before="0" w:after="0"/>
       </w:pPr>
       <w:r>
         <w:rPr>
@@ -7856,6 +7937,7 @@
     <w:p>
       <w:pPr>
         <w:pStyle w:val="BodyText"/>
+        <w:spacing w:before="0" w:after="0"/>
       </w:pPr>
       <w:r>
         <w:rPr>
@@ -8138,6 +8220,7 @@
     <w:p>
       <w:pPr>
         <w:pStyle w:val="BodyText"/>
+        <w:spacing w:before="0" w:after="0"/>
       </w:pPr>
       <w:r>
         <w:rPr>
@@ -8199,6 +8282,7 @@
     <w:p>
       <w:pPr>
         <w:pStyle w:val="BodyText"/>
+        <w:spacing w:before="0" w:after="0"/>
       </w:pPr>
       <w:r>
         <w:rPr>
@@ -8536,8 +8620,8 @@
     <w:p>
       <w:pPr>
         <w:pStyle w:val="BodyText"/>
+        <w:spacing w:before="0" w:after="0"/>
         <w:ind w:left="480" w:hanging="480"/>
-        <w:spacing w:after="0"/>
       </w:pPr>
       <w:r>
         <w:rPr>
@@ -8606,8 +8690,8 @@
     <w:p>
       <w:pPr>
         <w:pStyle w:val="BodyText"/>
+        <w:spacing w:before="0" w:after="0"/>
         <w:ind w:left="480" w:hanging="480"/>
-        <w:spacing w:before="0" w:after="0"/>
       </w:pPr>
       <w:r>
         <w:rPr>
@@ -8676,8 +8760,8 @@
     <w:p>
       <w:pPr>
         <w:pStyle w:val="BodyText"/>
+        <w:spacing w:before="0" w:after="0"/>
         <w:ind w:left="480" w:hanging="480"/>
-        <w:spacing w:before="0" w:after="0"/>
       </w:pPr>
       <w:r>
         <w:rPr>
@@ -8746,8 +8830,8 @@
     <w:p>
       <w:pPr>
         <w:pStyle w:val="BodyText"/>
+        <w:spacing w:before="0" w:after="0"/>
         <w:ind w:left="480" w:hanging="480"/>
-        <w:spacing w:before="0" w:after="180"/>
       </w:pPr>
       <w:r>
         <w:rPr>
@@ -9645,6 +9729,7 @@
     <w:p>
       <w:pPr>
         <w:pStyle w:val="BodyText"/>
+        <w:spacing w:before="0" w:after="0"/>
       </w:pPr>
       <w:r>
         <w:rPr>
@@ -9706,6 +9791,7 @@
     <w:p>
       <w:pPr>
         <w:pStyle w:val="BodyText"/>
+        <w:spacing w:before="0" w:after="0"/>
       </w:pPr>
       <w:r>
         <w:rPr>
@@ -9735,6 +9821,7 @@
     <w:p>
       <w:pPr>
         <w:pStyle w:val="BodyText"/>
+        <w:spacing w:before="0" w:after="0"/>
       </w:pPr>
       <w:r>
         <w:rPr>
@@ -9752,6 +9839,7 @@
     <w:p>
       <w:pPr>
         <w:pStyle w:val="BodyText"/>
+        <w:spacing w:before="0" w:after="0"/>
       </w:pPr>
       <w:r>
         <w:rPr>
@@ -13927,6 +14015,7 @@
     <w:p>
       <w:pPr>
         <w:pStyle w:val="FirstParagraph"/>
+        <w:spacing w:before="0" w:after="0"/>
       </w:pPr>
       <w:r>
         <w:rPr>
@@ -14029,6 +14118,7 @@
     <w:p>
       <w:pPr>
         <w:pStyle w:val="BodyText"/>
+        <w:spacing w:before="0" w:after="0"/>
       </w:pPr>
       <w:r>
         <w:rPr>
@@ -14093,6 +14183,7 @@
     <w:p>
       <w:pPr>
         <w:pStyle w:val="BodyText"/>
+        <w:spacing w:before="0" w:after="0"/>
       </w:pPr>
       <w:r>
         <w:rPr>
@@ -14134,6 +14225,7 @@
     <w:p>
       <w:pPr>
         <w:pStyle w:val="BodyText"/>
+        <w:spacing w:before="0" w:after="0"/>
       </w:pPr>
       <w:r>
         <w:rPr>
@@ -14900,6 +14992,14 @@
       <w:tblPr>
         <w:tblStyle w:val="Table"/>
         <w:tblW w:type="auto" w:w="0"/>
+        <w:tblBorders>
+          <w:top w:val="single" w:sz="12" w:space="0" w:color="000000"/>
+          <w:left w:val="none" w:sz="0" w:space="0" w:color="auto"/>
+          <w:bottom w:val="single" w:sz="12" w:space="0" w:color="000000"/>
+          <w:right w:val="none" w:sz="0" w:space="0" w:color="auto"/>
+          <w:insideH w:val="none" w:sz="0" w:space="0" w:color="auto"/>
+          <w:insideV w:val="none" w:sz="0" w:space="0" w:color="auto"/>
+        </w:tblBorders>
         <w:tblLook w:firstRow="1" w:lastRow="0" w:firstColumn="0" w:lastColumn="0" w:noHBand="0" w:noVBand="0" w:val="0020"/>
       </w:tblPr>
       <w:tblGrid>
@@ -14912,7 +15012,11 @@
           <w:tblHeader w:val="on"/>
         </w:trPr>
         <w:tc>
-          <w:tcPr/>
+          <w:tcPr>
+            <w:tcBorders>
+              <w:bottom w:val="single" w:sz="8" w:space="0" w:color="000000"/>
+            </w:tcBorders>
+          </w:tcPr>
           <w:p>
             <w:pPr>
               <w:pStyle w:val="Compact"/>
@@ -14943,7 +15047,11 @@
           </w:p>
         </w:tc>
         <w:tc>
-          <w:tcPr/>
+          <w:tcPr>
+            <w:tcBorders>
+              <w:bottom w:val="single" w:sz="8" w:space="0" w:color="000000"/>
+            </w:tcBorders>
+          </w:tcPr>
           <w:p>
             <w:pPr>
               <w:pStyle w:val="Compact"/>
@@ -14973,7 +15081,11 @@
           </w:p>
         </w:tc>
         <w:tc>
-          <w:tcPr/>
+          <w:tcPr>
+            <w:tcBorders>
+              <w:bottom w:val="single" w:sz="8" w:space="0" w:color="000000"/>
+            </w:tcBorders>
+          </w:tcPr>
           <w:p>
             <w:pPr>
               <w:pStyle w:val="Compact"/>
@@ -16363,7 +16475,7 @@
     <ns0:rPr>
       <ns0:rFonts ns0:ascii="Times New Roman" ns0:cs="Times New Roman" ns0:eastAsia="SimHei" ns0:hAnsi="Times New Roman"/>
       <ns0:b/>
-      <ns0:color ns0:val="17324D"/>
+      <ns0:color ns0:val="000000"/>
       <ns0:sz ns0:val="44"/>
       <ns0:szCs ns0:val="56"/>
     </ns0:rPr>
@@ -16505,7 +16617,7 @@
     <ns0:rPr>
       <ns0:rFonts ns0:ascii="Times New Roman" ns0:cs="Times New Roman" ns0:eastAsia="SimHei" ns0:hAnsi="Times New Roman"/>
       <ns0:b/>
-      <ns0:color ns0:val="17324D"/>
+      <ns0:color ns0:val="000000"/>
       <ns0:sz ns0:val="32"/>
       <ns0:szCs ns0:val="40"/>
     </ns0:rPr>
@@ -16529,7 +16641,7 @@
     <ns0:rPr>
       <ns0:rFonts ns0:ascii="Times New Roman" ns0:cs="Times New Roman" ns0:eastAsia="SimHei" ns0:hAnsi="Times New Roman"/>
       <ns0:b/>
-      <ns0:color ns0:val="17324D"/>
+      <ns0:color ns0:val="000000"/>
       <ns0:sz ns0:val="28"/>
       <ns0:szCs ns0:val="32"/>
     </ns0:rPr>
@@ -16553,7 +16665,7 @@
     <ns0:rPr>
       <ns0:rFonts ns0:ascii="Times New Roman" ns0:cs="Times New Roman" ns0:eastAsia="SimHei" ns0:hAnsi="Times New Roman"/>
       <ns0:b/>
-      <ns0:color ns0:val="17324D"/>
+      <ns0:color ns0:val="000000"/>
       <ns0:sz ns0:val="25"/>
       <ns0:szCs ns0:val="28"/>
     </ns0:rPr>
